--- a/Cover Letter.docx
+++ b/Cover Letter.docx
@@ -54,7 +54,7 @@
           <w:rFonts w:hint="eastAsia"/>
           <w:lang w:eastAsia="zh-CN"/>
         </w:rPr>
-        <w:t>Gameloft</w:t>
+        <w:t>Daimler</w:t>
       </w:r>
       <w:r>
         <w:rPr>
@@ -77,7 +77,25 @@
         <w:jc w:val="both"/>
       </w:pPr>
       <w:r>
-        <w:t>My name is Zhaomin Liu and I am from China, my English name is Johnny. I am a student</w:t>
+        <w:t xml:space="preserve">My name is </w:t>
+      </w:r>
+      <w:proofErr w:type="spellStart"/>
+      <w:r>
+        <w:t>Zhaomin</w:t>
+      </w:r>
+      <w:proofErr w:type="spellEnd"/>
+      <w:r>
+        <w:t xml:space="preserve"> Liu and </w:t>
+      </w:r>
+      <w:r>
+        <w:rPr>
+          <w:rFonts w:hint="eastAsia"/>
+          <w:lang w:eastAsia="zh-CN"/>
+        </w:rPr>
+        <w:t>m</w:t>
+      </w:r>
+      <w:r>
+        <w:t>y English name is Johnny. I am a student</w:t>
       </w:r>
       <w:r>
         <w:rPr>
@@ -113,7 +131,7 @@
         <w:t xml:space="preserve"> </w:t>
       </w:r>
       <w:r>
-        <w:t>University</w:t>
+        <w:t>University,</w:t>
       </w:r>
       <w:r>
         <w:rPr>
@@ -122,16 +140,7 @@
         <w:t xml:space="preserve"> </w:t>
       </w:r>
       <w:r>
-        <w:t>last</w:t>
-      </w:r>
-      <w:r>
-        <w:rPr>
-          <w:spacing w:val="-1"/>
-        </w:rPr>
-        <w:t xml:space="preserve"> </w:t>
-      </w:r>
-      <w:r>
-        <w:t>year</w:t>
+        <w:t>and</w:t>
       </w:r>
       <w:r>
         <w:rPr>
@@ -140,40 +149,11 @@
         <w:t xml:space="preserve"> </w:t>
       </w:r>
       <w:r>
-        <w:t>December,</w:t>
-      </w:r>
-      <w:r>
-        <w:rPr>
-          <w:spacing w:val="-2"/>
-        </w:rPr>
-        <w:t xml:space="preserve"> </w:t>
-      </w:r>
-      <w:r>
-        <w:t>and</w:t>
-      </w:r>
-      <w:r>
-        <w:rPr>
-          <w:spacing w:val="-2"/>
-        </w:rPr>
-        <w:t xml:space="preserve"> </w:t>
-      </w:r>
-      <w:r>
-        <w:t>I</w:t>
-      </w:r>
-      <w:r>
-        <w:rPr>
-          <w:spacing w:val="-2"/>
-        </w:rPr>
-        <w:t xml:space="preserve"> </w:t>
-      </w:r>
-      <w:r>
-        <w:t>just</w:t>
-      </w:r>
-      <w:r>
-        <w:rPr>
-          <w:spacing w:val="-1"/>
-        </w:rPr>
-        <w:t xml:space="preserve"> </w:t>
+        <w:rPr>
+          <w:rFonts w:hint="eastAsia"/>
+          <w:lang w:eastAsia="zh-CN"/>
+        </w:rPr>
+        <w:t xml:space="preserve">I </w:t>
       </w:r>
       <w:r>
         <w:t>got the 485 temporary graduated</w:t>
@@ -257,38 +237,375 @@
         <w:t xml:space="preserve"> </w:t>
       </w:r>
       <w:r>
+        <w:rPr>
+          <w:rFonts w:hint="eastAsia"/>
+          <w:lang w:eastAsia="zh-CN"/>
+        </w:rPr>
+        <w:t>Information Technology</w:t>
+      </w:r>
+      <w:r>
+        <w:t>.</w:t>
+      </w:r>
+      <w:r>
+        <w:rPr>
+          <w:spacing w:val="-19"/>
+        </w:rPr>
+        <w:t xml:space="preserve"> </w:t>
+      </w:r>
+      <w:r>
+        <w:t>Which</w:t>
+      </w:r>
+      <w:r>
+        <w:rPr>
+          <w:spacing w:val="-19"/>
+        </w:rPr>
+        <w:t xml:space="preserve"> </w:t>
+      </w:r>
+      <w:r>
+        <w:t>means</w:t>
+      </w:r>
+      <w:r>
+        <w:rPr>
+          <w:spacing w:val="-23"/>
+        </w:rPr>
+        <w:t xml:space="preserve"> </w:t>
+      </w:r>
+      <w:r>
+        <w:t>I</w:t>
+      </w:r>
+      <w:r>
+        <w:rPr>
+          <w:spacing w:val="-16"/>
+        </w:rPr>
+        <w:t xml:space="preserve"> </w:t>
+      </w:r>
+      <w:r>
+        <w:t>have</w:t>
+      </w:r>
+      <w:r>
+        <w:rPr>
+          <w:spacing w:val="-19"/>
+        </w:rPr>
+        <w:t xml:space="preserve"> </w:t>
+      </w:r>
+      <w:r>
+        <w:t>experience with</w:t>
+      </w:r>
+      <w:r>
+        <w:rPr>
+          <w:spacing w:val="-1"/>
+        </w:rPr>
+        <w:t xml:space="preserve"> </w:t>
+      </w:r>
+      <w:r>
+        <w:t>the</w:t>
+      </w:r>
+      <w:r>
+        <w:rPr>
+          <w:spacing w:val="-1"/>
+        </w:rPr>
+        <w:t xml:space="preserve"> </w:t>
+      </w:r>
+      <w:r>
+        <w:t>development</w:t>
+      </w:r>
+      <w:r>
+        <w:rPr>
+          <w:spacing w:val="-1"/>
+        </w:rPr>
+        <w:t xml:space="preserve"> </w:t>
+      </w:r>
+      <w:r>
+        <w:t>of</w:t>
+      </w:r>
+      <w:r>
+        <w:rPr>
+          <w:spacing w:val="-6"/>
+        </w:rPr>
+        <w:t xml:space="preserve"> </w:t>
+      </w:r>
+      <w:r>
+        <w:t>many</w:t>
+      </w:r>
+      <w:r>
+        <w:rPr>
+          <w:spacing w:val="-1"/>
+        </w:rPr>
+        <w:t xml:space="preserve"> </w:t>
+      </w:r>
+      <w:r>
+        <w:t>different</w:t>
+      </w:r>
+      <w:r>
+        <w:rPr>
+          <w:spacing w:val="-1"/>
+        </w:rPr>
+        <w:t xml:space="preserve"> </w:t>
+      </w:r>
+      <w:r>
+        <w:t>kind</w:t>
+      </w:r>
+      <w:r>
+        <w:rPr>
+          <w:rFonts w:hint="eastAsia"/>
+          <w:lang w:eastAsia="zh-CN"/>
+        </w:rPr>
+        <w:t>s</w:t>
+      </w:r>
+      <w:r>
+        <w:rPr>
+          <w:spacing w:val="-6"/>
+        </w:rPr>
+        <w:t xml:space="preserve"> </w:t>
+      </w:r>
+      <w:r>
+        <w:t>of</w:t>
+      </w:r>
+      <w:r>
+        <w:rPr>
+          <w:rFonts w:hint="eastAsia"/>
+          <w:lang w:eastAsia="zh-CN"/>
+        </w:rPr>
+        <w:t xml:space="preserve"> products</w:t>
+      </w:r>
+      <w:r>
+        <w:t xml:space="preserve">. </w:t>
+      </w:r>
+    </w:p>
+    <w:p>
+      <w:pPr>
+        <w:pStyle w:val="a3"/>
+        <w:spacing w:line="278" w:lineRule="auto"/>
+        <w:ind w:left="100" w:right="89"/>
+        <w:jc w:val="both"/>
+      </w:pPr>
+    </w:p>
+    <w:p>
+      <w:pPr>
+        <w:pStyle w:val="a3"/>
+        <w:spacing w:line="278" w:lineRule="auto"/>
+        <w:ind w:left="100" w:right="89"/>
+        <w:jc w:val="both"/>
+        <w:rPr>
+          <w:lang w:eastAsia="zh-CN"/>
+        </w:rPr>
+      </w:pPr>
+      <w:r>
+        <w:t>For</w:t>
+      </w:r>
+      <w:r>
+        <w:rPr>
+          <w:spacing w:val="-1"/>
+        </w:rPr>
+        <w:t xml:space="preserve"> </w:t>
+      </w:r>
+      <w:r>
+        <w:t>2D</w:t>
+      </w:r>
+      <w:r>
+        <w:rPr>
+          <w:spacing w:val="-1"/>
+        </w:rPr>
+        <w:t xml:space="preserve"> </w:t>
+      </w:r>
+      <w:r>
+        <w:rPr>
+          <w:rFonts w:hint="eastAsia"/>
+          <w:lang w:eastAsia="zh-CN"/>
+        </w:rPr>
+        <w:t>design,</w:t>
+      </w:r>
+      <w:r>
+        <w:rPr>
+          <w:spacing w:val="-1"/>
+        </w:rPr>
+        <w:t xml:space="preserve"> </w:t>
+      </w:r>
+      <w:r>
+        <w:t>I</w:t>
+      </w:r>
+      <w:r>
+        <w:rPr>
+          <w:spacing w:val="-1"/>
+        </w:rPr>
+        <w:t xml:space="preserve"> </w:t>
+      </w:r>
+      <w:r>
+        <w:t>developed a PVE shooting game by Unity engine. It is a game which ask the player to use different weapons and arrange the route carefully to complete all levels, and the</w:t>
+      </w:r>
+      <w:r>
+        <w:rPr>
+          <w:spacing w:val="-27"/>
+        </w:rPr>
+        <w:t xml:space="preserve"> </w:t>
+      </w:r>
+      <w:r>
+        <w:t>background</w:t>
+      </w:r>
+      <w:r>
+        <w:rPr>
+          <w:spacing w:val="-26"/>
+        </w:rPr>
+        <w:t xml:space="preserve"> </w:t>
+      </w:r>
+      <w:r>
+        <w:t>is</w:t>
+      </w:r>
+      <w:r>
+        <w:rPr>
+          <w:spacing w:val="-26"/>
+        </w:rPr>
+        <w:t xml:space="preserve"> </w:t>
+      </w:r>
+      <w:r>
+        <w:t>a</w:t>
+      </w:r>
+      <w:r>
+        <w:rPr>
+          <w:spacing w:val="-25"/>
+        </w:rPr>
+        <w:t xml:space="preserve"> </w:t>
+      </w:r>
+      <w:r>
+        <w:t>strange</w:t>
+      </w:r>
+      <w:r>
+        <w:rPr>
+          <w:spacing w:val="-26"/>
+        </w:rPr>
+        <w:t xml:space="preserve"> </w:t>
+      </w:r>
+      <w:r>
+        <w:t>dungeon.</w:t>
+      </w:r>
+      <w:r>
+        <w:rPr>
+          <w:spacing w:val="-26"/>
+        </w:rPr>
+        <w:t xml:space="preserve"> </w:t>
+      </w:r>
+      <w:r>
+        <w:t>I</w:t>
+      </w:r>
+      <w:r>
+        <w:rPr>
+          <w:spacing w:val="-25"/>
+        </w:rPr>
+        <w:t xml:space="preserve"> </w:t>
+      </w:r>
+      <w:r>
+        <w:t>completed</w:t>
+      </w:r>
+      <w:r>
+        <w:rPr>
+          <w:spacing w:val="-27"/>
+        </w:rPr>
+        <w:t xml:space="preserve"> </w:t>
+      </w:r>
+      <w:r>
+        <w:t>this</w:t>
+      </w:r>
+      <w:r>
+        <w:rPr>
+          <w:spacing w:val="-25"/>
+        </w:rPr>
+        <w:t xml:space="preserve"> </w:t>
+      </w:r>
+      <w:r>
         <w:t>game</w:t>
       </w:r>
       <w:r>
         <w:rPr>
-          <w:spacing w:val="-19"/>
-        </w:rPr>
-        <w:t xml:space="preserve"> </w:t>
-      </w:r>
-      <w:r>
-        <w:t>development.</w:t>
-      </w:r>
-      <w:r>
-        <w:rPr>
-          <w:spacing w:val="-19"/>
-        </w:rPr>
-        <w:t xml:space="preserve"> </w:t>
-      </w:r>
-      <w:r>
-        <w:t>Which</w:t>
-      </w:r>
-      <w:r>
-        <w:rPr>
-          <w:spacing w:val="-19"/>
-        </w:rPr>
-        <w:t xml:space="preserve"> </w:t>
-      </w:r>
-      <w:r>
-        <w:t>means</w:t>
-      </w:r>
-      <w:r>
-        <w:rPr>
-          <w:spacing w:val="-23"/>
+          <w:spacing w:val="-25"/>
+        </w:rPr>
+        <w:t xml:space="preserve"> </w:t>
+      </w:r>
+      <w:r>
+        <w:t>with</w:t>
+      </w:r>
+      <w:r>
+        <w:rPr>
+          <w:spacing w:val="-25"/>
+        </w:rPr>
+        <w:t xml:space="preserve"> </w:t>
+      </w:r>
+      <w:r>
+        <w:t>2</w:t>
+      </w:r>
+      <w:r>
+        <w:rPr>
+          <w:spacing w:val="-26"/>
+        </w:rPr>
+        <w:t xml:space="preserve"> </w:t>
+      </w:r>
+      <w:r>
+        <w:t>other</w:t>
+      </w:r>
+      <w:r>
+        <w:rPr>
+          <w:spacing w:val="-26"/>
+        </w:rPr>
+        <w:t xml:space="preserve"> </w:t>
+      </w:r>
+      <w:r>
+        <w:t>teammates, I mainly focused on VFX design, environment art and UI/UX design. But I also contributed my thought for the storyline and combat design.</w:t>
+      </w:r>
+    </w:p>
+    <w:p>
+      <w:pPr>
+        <w:pStyle w:val="a3"/>
+        <w:spacing w:line="278" w:lineRule="auto"/>
+        <w:ind w:left="100" w:right="89"/>
+        <w:jc w:val="both"/>
+        <w:rPr>
+          <w:lang w:eastAsia="zh-CN"/>
+        </w:rPr>
+      </w:pPr>
+    </w:p>
+    <w:p>
+      <w:pPr>
+        <w:pStyle w:val="a3"/>
+        <w:spacing w:line="278" w:lineRule="auto"/>
+        <w:ind w:left="100" w:right="89"/>
+        <w:jc w:val="both"/>
+      </w:pPr>
+      <w:r>
+        <w:rPr>
+          <w:rFonts w:hint="eastAsia"/>
+          <w:lang w:eastAsia="zh-CN"/>
+        </w:rPr>
+        <w:t>For VFX effect, I am good at particle effects and post-processing includes rendering, cinematic effect, filter and animation for different objects. I know how to allow objects to move, break and shape shift in engines.</w:t>
+      </w:r>
+      <w:r>
+        <w:rPr>
+          <w:rFonts w:hint="eastAsia"/>
+          <w:lang w:eastAsia="zh-CN"/>
+        </w:rPr>
+        <w:t xml:space="preserve"> </w:t>
+      </w:r>
+      <w:r>
+        <w:rPr>
+          <w:rFonts w:hint="eastAsia"/>
+          <w:lang w:eastAsia="zh-CN"/>
+        </w:rPr>
+        <w:t>What</w:t>
+      </w:r>
+      <w:r>
+        <w:rPr>
+          <w:lang w:eastAsia="zh-CN"/>
+        </w:rPr>
+        <w:t>’</w:t>
+      </w:r>
+      <w:r>
+        <w:rPr>
+          <w:rFonts w:hint="eastAsia"/>
+          <w:lang w:eastAsia="zh-CN"/>
+        </w:rPr>
+        <w:t>s more,</w:t>
+      </w:r>
+      <w:r>
+        <w:rPr>
+          <w:spacing w:val="-1"/>
         </w:rPr>
         <w:t xml:space="preserve"> </w:t>
       </w:r>
@@ -297,21 +614,12 @@
       </w:r>
       <w:r>
         <w:rPr>
-          <w:spacing w:val="-16"/>
-        </w:rPr>
-        <w:t xml:space="preserve"> </w:t>
-      </w:r>
-      <w:r>
-        <w:t>have</w:t>
-      </w:r>
-      <w:r>
-        <w:rPr>
-          <w:spacing w:val="-19"/>
-        </w:rPr>
-        <w:t xml:space="preserve"> </w:t>
-      </w:r>
-      <w:r>
-        <w:t>experience with</w:t>
+          <w:spacing w:val="-5"/>
+        </w:rPr>
+        <w:t xml:space="preserve"> </w:t>
+      </w:r>
+      <w:r>
+        <w:t>also learnt</w:t>
       </w:r>
       <w:r>
         <w:rPr>
@@ -320,7 +628,16 @@
         <w:t xml:space="preserve"> </w:t>
       </w:r>
       <w:r>
-        <w:t>the</w:t>
+        <w:t>about how</w:t>
+      </w:r>
+      <w:r>
+        <w:rPr>
+          <w:spacing w:val="-6"/>
+        </w:rPr>
+        <w:t xml:space="preserve"> </w:t>
+      </w:r>
+      <w:r>
+        <w:t>to</w:t>
       </w:r>
       <w:r>
         <w:rPr>
@@ -329,7 +646,7 @@
         <w:t xml:space="preserve"> </w:t>
       </w:r>
       <w:r>
-        <w:t>development</w:t>
+        <w:t>use</w:t>
       </w:r>
       <w:r>
         <w:rPr>
@@ -338,164 +655,83 @@
         <w:t xml:space="preserve"> </w:t>
       </w:r>
       <w:r>
+        <w:t>Unity</w:t>
+      </w:r>
+      <w:r>
+        <w:rPr>
+          <w:spacing w:val="-1"/>
+        </w:rPr>
+        <w:t xml:space="preserve"> </w:t>
+      </w:r>
+      <w:r>
+        <w:t>and</w:t>
+      </w:r>
+      <w:r>
+        <w:rPr>
+          <w:spacing w:val="-1"/>
+        </w:rPr>
+        <w:t xml:space="preserve"> </w:t>
+      </w:r>
+      <w:r>
+        <w:t>Unreal</w:t>
+      </w:r>
+      <w:r>
+        <w:rPr>
+          <w:spacing w:val="-1"/>
+        </w:rPr>
+        <w:t xml:space="preserve"> </w:t>
+      </w:r>
+      <w:r>
+        <w:t>Engine</w:t>
+      </w:r>
+      <w:r>
+        <w:rPr>
+          <w:spacing w:val="-1"/>
+        </w:rPr>
+        <w:t xml:space="preserve"> </w:t>
+      </w:r>
+      <w:r>
+        <w:t>5. I am familiar with the VFX function and post-processing function of those 2 engines,</w:t>
+      </w:r>
+      <w:r>
+        <w:rPr>
+          <w:spacing w:val="-15"/>
+        </w:rPr>
+        <w:t xml:space="preserve"> </w:t>
+      </w:r>
+      <w:r>
+        <w:t>because</w:t>
+      </w:r>
+      <w:r>
+        <w:rPr>
+          <w:spacing w:val="-20"/>
+        </w:rPr>
+        <w:t xml:space="preserve"> </w:t>
+      </w:r>
+      <w:r>
+        <w:t>most</w:t>
+      </w:r>
+      <w:r>
+        <w:rPr>
+          <w:spacing w:val="-20"/>
+        </w:rPr>
+        <w:t xml:space="preserve"> </w:t>
+      </w:r>
+      <w:r>
         <w:t>of</w:t>
       </w:r>
       <w:r>
         <w:rPr>
-          <w:spacing w:val="-6"/>
-        </w:rPr>
-        <w:t xml:space="preserve"> </w:t>
-      </w:r>
-      <w:r>
-        <w:t>many</w:t>
-      </w:r>
-      <w:r>
-        <w:rPr>
-          <w:spacing w:val="-1"/>
-        </w:rPr>
-        <w:t xml:space="preserve"> </w:t>
-      </w:r>
-      <w:r>
-        <w:t>different</w:t>
-      </w:r>
-      <w:r>
-        <w:rPr>
-          <w:spacing w:val="-1"/>
-        </w:rPr>
-        <w:t xml:space="preserve"> </w:t>
-      </w:r>
-      <w:r>
-        <w:t>kind</w:t>
-      </w:r>
-      <w:r>
-        <w:rPr>
-          <w:spacing w:val="-6"/>
-        </w:rPr>
-        <w:t xml:space="preserve"> </w:t>
-      </w:r>
-      <w:r>
-        <w:t>of</w:t>
-      </w:r>
-      <w:r>
-        <w:rPr>
-          <w:spacing w:val="-6"/>
-        </w:rPr>
-        <w:t xml:space="preserve"> </w:t>
-      </w:r>
-      <w:r>
-        <w:t>games. For</w:t>
-      </w:r>
-      <w:r>
-        <w:rPr>
-          <w:spacing w:val="-1"/>
-        </w:rPr>
-        <w:t xml:space="preserve"> </w:t>
-      </w:r>
-      <w:r>
-        <w:t>2D</w:t>
-      </w:r>
-      <w:r>
-        <w:rPr>
-          <w:spacing w:val="-1"/>
-        </w:rPr>
-        <w:t xml:space="preserve"> </w:t>
-      </w:r>
-      <w:r>
-        <w:t>games,</w:t>
-      </w:r>
-      <w:r>
-        <w:rPr>
-          <w:spacing w:val="-1"/>
-        </w:rPr>
-        <w:t xml:space="preserve"> </w:t>
-      </w:r>
-      <w:r>
-        <w:t>I</w:t>
-      </w:r>
-      <w:r>
-        <w:rPr>
-          <w:spacing w:val="-1"/>
-        </w:rPr>
-        <w:t xml:space="preserve"> </w:t>
-      </w:r>
-      <w:r>
-        <w:t>developed a PVE shooting game by Unity engine. It is a game which ask the player to use different weapons and arrange the route carefully to complete all levels, and the</w:t>
-      </w:r>
-      <w:r>
-        <w:rPr>
-          <w:spacing w:val="-27"/>
-        </w:rPr>
-        <w:t xml:space="preserve"> </w:t>
-      </w:r>
-      <w:r>
-        <w:t>background</w:t>
-      </w:r>
-      <w:r>
-        <w:rPr>
-          <w:spacing w:val="-26"/>
-        </w:rPr>
-        <w:t xml:space="preserve"> </w:t>
-      </w:r>
-      <w:r>
-        <w:t>is</w:t>
-      </w:r>
-      <w:r>
-        <w:rPr>
-          <w:spacing w:val="-26"/>
-        </w:rPr>
-        <w:t xml:space="preserve"> </w:t>
-      </w:r>
-      <w:r>
-        <w:t>a</w:t>
-      </w:r>
-      <w:r>
-        <w:rPr>
-          <w:spacing w:val="-25"/>
-        </w:rPr>
-        <w:t xml:space="preserve"> </w:t>
-      </w:r>
-      <w:r>
-        <w:t>strange</w:t>
-      </w:r>
-      <w:r>
-        <w:rPr>
-          <w:spacing w:val="-26"/>
-        </w:rPr>
-        <w:t xml:space="preserve"> </w:t>
-      </w:r>
-      <w:r>
-        <w:t>dungeon.</w:t>
-      </w:r>
-      <w:r>
-        <w:rPr>
-          <w:spacing w:val="-26"/>
-        </w:rPr>
-        <w:t xml:space="preserve"> </w:t>
-      </w:r>
-      <w:r>
-        <w:t>I</w:t>
-      </w:r>
-      <w:r>
-        <w:rPr>
-          <w:spacing w:val="-25"/>
-        </w:rPr>
-        <w:t xml:space="preserve"> </w:t>
-      </w:r>
-      <w:r>
-        <w:t>completed</w:t>
-      </w:r>
-      <w:r>
-        <w:rPr>
-          <w:spacing w:val="-27"/>
-        </w:rPr>
-        <w:t xml:space="preserve"> </w:t>
-      </w:r>
-      <w:r>
-        <w:t>this</w:t>
-      </w:r>
-      <w:r>
-        <w:rPr>
-          <w:spacing w:val="-25"/>
+          <w:spacing w:val="-15"/>
+        </w:rPr>
+        <w:t xml:space="preserve"> </w:t>
+      </w:r>
+      <w:r>
+        <w:t>our</w:t>
+      </w:r>
+      <w:r>
+        <w:rPr>
+          <w:spacing w:val="-20"/>
         </w:rPr>
         <w:t xml:space="preserve"> </w:t>
       </w:r>
@@ -504,63 +740,64 @@
       </w:r>
       <w:r>
         <w:rPr>
-          <w:spacing w:val="-25"/>
-        </w:rPr>
-        <w:t xml:space="preserve"> </w:t>
-      </w:r>
-      <w:r>
-        <w:t>with</w:t>
-      </w:r>
-      <w:r>
-        <w:rPr>
-          <w:spacing w:val="-25"/>
-        </w:rPr>
-        <w:t xml:space="preserve"> </w:t>
-      </w:r>
-      <w:r>
-        <w:t>2</w:t>
-      </w:r>
-      <w:r>
-        <w:rPr>
-          <w:spacing w:val="-26"/>
-        </w:rPr>
-        <w:t xml:space="preserve"> </w:t>
-      </w:r>
-      <w:r>
-        <w:t>other</w:t>
-      </w:r>
-      <w:r>
-        <w:rPr>
-          <w:spacing w:val="-26"/>
-        </w:rPr>
-        <w:t xml:space="preserve"> </w:t>
-      </w:r>
-      <w:r>
-        <w:t>teammates, I mainly focused on VFX design, environment art and UI/UX design. But I also contributed my thought for the storyline and combat design.</w:t>
-      </w:r>
-    </w:p>
-    <w:p>
-      <w:pPr>
-        <w:pStyle w:val="a3"/>
-        <w:spacing w:before="42"/>
-      </w:pPr>
-    </w:p>
-    <w:p>
-      <w:pPr>
-        <w:pStyle w:val="a3"/>
-        <w:spacing w:before="1" w:line="278" w:lineRule="auto"/>
-        <w:ind w:left="100" w:right="90"/>
-        <w:jc w:val="both"/>
-      </w:pPr>
-      <w:r>
-        <w:t>During the development of our 2D game, I improved my skills of using Unity VFX and designing 2D environment in Photoshop. What’s more, I started to build my own style of UI/UX design since then. I leant that good UI should be clear to the player, and UI should also fit the theme of game.</w:t>
-      </w:r>
-    </w:p>
-    <w:p>
-      <w:pPr>
-        <w:pStyle w:val="a3"/>
-        <w:spacing w:before="42"/>
-      </w:pPr>
+          <w:spacing w:val="-20"/>
+        </w:rPr>
+        <w:t xml:space="preserve"> </w:t>
+      </w:r>
+      <w:r>
+        <w:t>projects</w:t>
+      </w:r>
+      <w:r>
+        <w:rPr>
+          <w:spacing w:val="-15"/>
+        </w:rPr>
+        <w:t xml:space="preserve"> </w:t>
+      </w:r>
+      <w:r>
+        <w:t>based</w:t>
+      </w:r>
+      <w:r>
+        <w:rPr>
+          <w:spacing w:val="-15"/>
+        </w:rPr>
+        <w:t xml:space="preserve"> </w:t>
+      </w:r>
+      <w:r>
+        <w:t>on</w:t>
+      </w:r>
+      <w:r>
+        <w:rPr>
+          <w:spacing w:val="-15"/>
+        </w:rPr>
+        <w:t xml:space="preserve"> </w:t>
+      </w:r>
+      <w:r>
+        <w:t>Unity</w:t>
+      </w:r>
+      <w:r>
+        <w:rPr>
+          <w:spacing w:val="-15"/>
+        </w:rPr>
+        <w:t xml:space="preserve"> </w:t>
+      </w:r>
+      <w:r>
+        <w:t>or</w:t>
+      </w:r>
+      <w:r>
+        <w:rPr>
+          <w:spacing w:val="-20"/>
+        </w:rPr>
+        <w:t xml:space="preserve"> </w:t>
+      </w:r>
+      <w:r>
+        <w:t>Unreal.</w:t>
+      </w:r>
+      <w:r>
+        <w:rPr>
+          <w:spacing w:val="-17"/>
+        </w:rPr>
+        <w:t xml:space="preserve"> </w:t>
+      </w:r>
     </w:p>
     <w:p>
       <w:pPr>
@@ -569,33 +806,467 @@
         <w:ind w:left="100" w:right="84"/>
         <w:jc w:val="both"/>
         <w:rPr>
+          <w:spacing w:val="-17"/>
+        </w:rPr>
+      </w:pPr>
+    </w:p>
+    <w:p>
+      <w:pPr>
+        <w:pStyle w:val="a3"/>
+        <w:spacing w:before="1" w:line="278" w:lineRule="auto"/>
+        <w:ind w:left="100" w:right="84"/>
+        <w:jc w:val="both"/>
+      </w:pPr>
+      <w:r>
+        <w:t>3D</w:t>
+      </w:r>
+      <w:r>
+        <w:rPr>
+          <w:spacing w:val="-15"/>
+        </w:rPr>
+        <w:t xml:space="preserve"> </w:t>
+      </w:r>
+      <w:r>
+        <w:t>modelling is</w:t>
+      </w:r>
+      <w:r>
+        <w:rPr>
+          <w:spacing w:val="-1"/>
+        </w:rPr>
+        <w:t xml:space="preserve"> </w:t>
+      </w:r>
+      <w:r>
+        <w:t>another</w:t>
+      </w:r>
+      <w:r>
+        <w:rPr>
+          <w:spacing w:val="-1"/>
+        </w:rPr>
+        <w:t xml:space="preserve"> </w:t>
+      </w:r>
+      <w:r>
+        <w:t>skill</w:t>
+      </w:r>
+      <w:r>
+        <w:rPr>
+          <w:spacing w:val="-1"/>
+        </w:rPr>
+        <w:t xml:space="preserve"> </w:t>
+      </w:r>
+      <w:r>
+        <w:t>I</w:t>
+      </w:r>
+      <w:r>
+        <w:rPr>
+          <w:spacing w:val="-1"/>
+        </w:rPr>
+        <w:t xml:space="preserve"> </w:t>
+      </w:r>
+      <w:r>
+        <w:t>am</w:t>
+      </w:r>
+      <w:r>
+        <w:rPr>
+          <w:spacing w:val="-1"/>
+        </w:rPr>
+        <w:t xml:space="preserve"> </w:t>
+      </w:r>
+      <w:r>
+        <w:t>good</w:t>
+      </w:r>
+      <w:r>
+        <w:rPr>
+          <w:spacing w:val="-1"/>
+        </w:rPr>
+        <w:t xml:space="preserve"> </w:t>
+      </w:r>
+      <w:r>
+        <w:t>at.</w:t>
+      </w:r>
+      <w:r>
+        <w:rPr>
+          <w:spacing w:val="-1"/>
+        </w:rPr>
+        <w:t xml:space="preserve"> </w:t>
+      </w:r>
+      <w:r>
+        <w:t>I</w:t>
+      </w:r>
+      <w:r>
+        <w:rPr>
+          <w:spacing w:val="-1"/>
+        </w:rPr>
+        <w:t xml:space="preserve"> </w:t>
+      </w:r>
+      <w:r>
+        <w:t>have</w:t>
+      </w:r>
+      <w:r>
+        <w:rPr>
+          <w:spacing w:val="-1"/>
+        </w:rPr>
+        <w:t xml:space="preserve"> </w:t>
+      </w:r>
+      <w:r>
+        <w:t>rich</w:t>
+      </w:r>
+      <w:r>
+        <w:rPr>
+          <w:spacing w:val="-1"/>
+        </w:rPr>
+        <w:t xml:space="preserve"> </w:t>
+      </w:r>
+      <w:r>
+        <w:t>experience</w:t>
+      </w:r>
+      <w:r>
+        <w:rPr>
+          <w:spacing w:val="-1"/>
+        </w:rPr>
+        <w:t xml:space="preserve"> </w:t>
+      </w:r>
+      <w:r>
+        <w:t>in</w:t>
+      </w:r>
+      <w:r>
+        <w:rPr>
+          <w:spacing w:val="-1"/>
+        </w:rPr>
+        <w:t xml:space="preserve"> </w:t>
+      </w:r>
+      <w:r>
+        <w:t>this</w:t>
+      </w:r>
+      <w:r>
+        <w:rPr>
+          <w:spacing w:val="-1"/>
+        </w:rPr>
+        <w:t xml:space="preserve"> </w:t>
+      </w:r>
+      <w:r>
+        <w:t>field.</w:t>
+      </w:r>
+      <w:r>
+        <w:rPr>
+          <w:spacing w:val="-6"/>
+        </w:rPr>
+        <w:t xml:space="preserve"> </w:t>
+      </w:r>
+      <w:r>
+        <w:t>I</w:t>
+      </w:r>
+      <w:r>
+        <w:rPr>
+          <w:spacing w:val="-1"/>
+        </w:rPr>
+        <w:t xml:space="preserve"> </w:t>
+      </w:r>
+      <w:r>
+        <w:t>can</w:t>
+      </w:r>
+      <w:r>
+        <w:rPr>
+          <w:spacing w:val="-1"/>
+        </w:rPr>
+        <w:t xml:space="preserve"> </w:t>
+      </w:r>
+      <w:r>
+        <w:t>make different buildings in different</w:t>
+      </w:r>
+      <w:r>
+        <w:rPr>
+          <w:spacing w:val="-5"/>
+        </w:rPr>
+        <w:t xml:space="preserve"> </w:t>
+      </w:r>
+      <w:r>
+        <w:t>style to fit various theme</w:t>
+      </w:r>
+      <w:r>
+        <w:rPr>
+          <w:spacing w:val="-5"/>
+        </w:rPr>
+        <w:t xml:space="preserve"> </w:t>
+      </w:r>
+      <w:r>
+        <w:t>of the environment. Our</w:t>
+      </w:r>
+      <w:r>
+        <w:rPr>
+          <w:spacing w:val="-7"/>
+        </w:rPr>
+        <w:t xml:space="preserve"> </w:t>
+      </w:r>
+      <w:r>
+        <w:t>capstone</w:t>
+      </w:r>
+      <w:r>
+        <w:rPr>
+          <w:spacing w:val="-7"/>
+        </w:rPr>
+        <w:t xml:space="preserve"> </w:t>
+      </w:r>
+      <w:r>
+        <w:t>project</w:t>
+      </w:r>
+      <w:r>
+        <w:rPr>
+          <w:spacing w:val="-11"/>
+        </w:rPr>
+        <w:t xml:space="preserve"> </w:t>
+      </w:r>
+      <w:r>
+        <w:t>in</w:t>
+      </w:r>
+      <w:r>
+        <w:rPr>
+          <w:spacing w:val="-7"/>
+        </w:rPr>
+        <w:t xml:space="preserve"> </w:t>
+      </w:r>
+      <w:r>
+        <w:t>university</w:t>
+      </w:r>
+      <w:r>
+        <w:rPr>
+          <w:spacing w:val="-7"/>
+        </w:rPr>
+        <w:t xml:space="preserve"> </w:t>
+      </w:r>
+      <w:r>
+        <w:t>was</w:t>
+      </w:r>
+      <w:r>
+        <w:rPr>
+          <w:spacing w:val="-11"/>
+        </w:rPr>
+        <w:t xml:space="preserve"> </w:t>
+      </w:r>
+      <w:r>
+        <w:t>a</w:t>
+      </w:r>
+      <w:r>
+        <w:rPr>
+          <w:spacing w:val="-10"/>
+        </w:rPr>
+        <w:t xml:space="preserve"> </w:t>
+      </w:r>
+      <w:r>
+        <w:t>3D</w:t>
+      </w:r>
+      <w:r>
+        <w:rPr>
+          <w:spacing w:val="-7"/>
+        </w:rPr>
+        <w:t xml:space="preserve"> </w:t>
+      </w:r>
+      <w:r>
+        <w:t>FPS</w:t>
+      </w:r>
+      <w:r>
+        <w:rPr>
+          <w:spacing w:val="-11"/>
+        </w:rPr>
+        <w:t xml:space="preserve"> </w:t>
+      </w:r>
+      <w:r>
+        <w:t>project</w:t>
+      </w:r>
+      <w:r>
+        <w:rPr>
+          <w:spacing w:val="-11"/>
+        </w:rPr>
+        <w:t xml:space="preserve"> </w:t>
+      </w:r>
+      <w:r>
+        <w:t>and</w:t>
+      </w:r>
+      <w:r>
+        <w:rPr>
+          <w:spacing w:val="-11"/>
+        </w:rPr>
+        <w:t xml:space="preserve"> </w:t>
+      </w:r>
+      <w:r>
+        <w:t>I</w:t>
+      </w:r>
+      <w:r>
+        <w:rPr>
+          <w:spacing w:val="-7"/>
+        </w:rPr>
+        <w:t xml:space="preserve"> </w:t>
+      </w:r>
+      <w:r>
+        <w:t>made</w:t>
+      </w:r>
+      <w:r>
+        <w:rPr>
+          <w:spacing w:val="-3"/>
+        </w:rPr>
+        <w:t xml:space="preserve"> </w:t>
+      </w:r>
+      <w:r>
+        <w:t>almost</w:t>
+      </w:r>
+      <w:r>
+        <w:rPr>
+          <w:spacing w:val="-6"/>
+        </w:rPr>
+        <w:t xml:space="preserve"> </w:t>
+      </w:r>
+      <w:r>
+        <w:t>all</w:t>
+      </w:r>
+      <w:r>
+        <w:rPr>
+          <w:spacing w:val="-7"/>
+        </w:rPr>
+        <w:t xml:space="preserve"> </w:t>
+      </w:r>
+      <w:r>
+        <w:t>3D models for it. I am familiar with Maya, Blender and Substance Painter.</w:t>
+      </w:r>
+    </w:p>
+    <w:p>
+      <w:pPr>
+        <w:pStyle w:val="a3"/>
+        <w:spacing w:before="1" w:line="278" w:lineRule="auto"/>
+        <w:ind w:left="100" w:right="84"/>
+        <w:jc w:val="both"/>
+        <w:rPr>
           <w:lang w:eastAsia="zh-CN"/>
         </w:rPr>
       </w:pPr>
-      <w:r>
-        <w:t>In</w:t>
-      </w:r>
-      <w:r>
-        <w:rPr>
-          <w:spacing w:val="-1"/>
-        </w:rPr>
-        <w:t xml:space="preserve"> </w:t>
-      </w:r>
-      <w:r>
-        <w:t>Monash</w:t>
-      </w:r>
-      <w:r>
-        <w:rPr>
-          <w:spacing w:val="-1"/>
-        </w:rPr>
-        <w:t xml:space="preserve"> </w:t>
-      </w:r>
-      <w:r>
-        <w:t>University,</w:t>
-      </w:r>
-      <w:r>
-        <w:rPr>
-          <w:spacing w:val="-1"/>
+    </w:p>
+    <w:p>
+      <w:pPr>
+        <w:pStyle w:val="a3"/>
+        <w:spacing w:before="1" w:line="278" w:lineRule="auto"/>
+        <w:ind w:left="100" w:right="84"/>
+        <w:jc w:val="both"/>
+        <w:rPr>
+          <w:rFonts w:hint="eastAsia"/>
+          <w:lang w:eastAsia="zh-CN"/>
+        </w:rPr>
+      </w:pPr>
+      <w:r>
+        <w:rPr>
+          <w:rFonts w:hint="eastAsia"/>
+          <w:lang w:eastAsia="zh-CN"/>
+        </w:rPr>
+        <w:t xml:space="preserve">Last but not least, I am familiar with the team project management. I learnt about the system development and IT manage units in university. I also know how to make websites by </w:t>
+      </w:r>
+      <w:proofErr w:type="spellStart"/>
+      <w:r>
+        <w:rPr>
+          <w:rFonts w:hint="eastAsia"/>
+          <w:lang w:eastAsia="zh-CN"/>
+        </w:rPr>
+        <w:t>javascript</w:t>
+      </w:r>
+      <w:proofErr w:type="spellEnd"/>
+      <w:r>
+        <w:rPr>
+          <w:rFonts w:hint="eastAsia"/>
+          <w:lang w:eastAsia="zh-CN"/>
+        </w:rPr>
+        <w:t xml:space="preserve">, manage database by </w:t>
+      </w:r>
+      <w:proofErr w:type="spellStart"/>
+      <w:r>
+        <w:rPr>
+          <w:rFonts w:hint="eastAsia"/>
+          <w:lang w:eastAsia="zh-CN"/>
+        </w:rPr>
+        <w:t>MangoDB</w:t>
+      </w:r>
+      <w:proofErr w:type="spellEnd"/>
+      <w:r>
+        <w:rPr>
+          <w:rFonts w:hint="eastAsia"/>
+          <w:lang w:eastAsia="zh-CN"/>
+        </w:rPr>
+        <w:t xml:space="preserve"> and python.</w:t>
+      </w:r>
+    </w:p>
+    <w:p>
+      <w:pPr>
+        <w:pStyle w:val="a3"/>
+        <w:spacing w:before="1" w:line="278" w:lineRule="auto"/>
+        <w:ind w:left="100" w:right="84"/>
+        <w:jc w:val="both"/>
+      </w:pPr>
+    </w:p>
+    <w:p>
+      <w:pPr>
+        <w:pStyle w:val="a3"/>
+        <w:spacing w:before="1" w:line="278" w:lineRule="auto"/>
+        <w:ind w:left="100" w:right="84"/>
+        <w:jc w:val="both"/>
+        <w:rPr>
+          <w:lang w:eastAsia="zh-CN"/>
+        </w:rPr>
+      </w:pPr>
+      <w:r>
+        <w:t>If</w:t>
+      </w:r>
+      <w:r>
+        <w:rPr>
+          <w:spacing w:val="-11"/>
+        </w:rPr>
+        <w:t xml:space="preserve"> </w:t>
+      </w:r>
+      <w:r>
+        <w:t>you</w:t>
+      </w:r>
+      <w:r>
+        <w:rPr>
+          <w:spacing w:val="-6"/>
+        </w:rPr>
+        <w:t xml:space="preserve"> </w:t>
+      </w:r>
+      <w:r>
+        <w:t>can</w:t>
+      </w:r>
+      <w:r>
+        <w:rPr>
+          <w:spacing w:val="-6"/>
+        </w:rPr>
+        <w:t xml:space="preserve"> </w:t>
+      </w:r>
+      <w:r>
+        <w:t>give</w:t>
+      </w:r>
+      <w:r>
+        <w:rPr>
+          <w:spacing w:val="-11"/>
+        </w:rPr>
+        <w:t xml:space="preserve"> </w:t>
+      </w:r>
+      <w:r>
+        <w:t>me</w:t>
+      </w:r>
+      <w:r>
+        <w:rPr>
+          <w:spacing w:val="-6"/>
+        </w:rPr>
+        <w:t xml:space="preserve"> </w:t>
+      </w:r>
+      <w:r>
+        <w:t>a</w:t>
+      </w:r>
+      <w:r>
+        <w:rPr>
+          <w:spacing w:val="-11"/>
+        </w:rPr>
+        <w:t xml:space="preserve"> </w:t>
+      </w:r>
+      <w:r>
+        <w:t>chance,</w:t>
+      </w:r>
+      <w:r>
+        <w:rPr>
+          <w:spacing w:val="-6"/>
         </w:rPr>
         <w:t xml:space="preserve"> </w:t>
       </w:r>
@@ -604,480 +1275,57 @@
       </w:r>
       <w:r>
         <w:rPr>
-          <w:spacing w:val="-5"/>
-        </w:rPr>
-        <w:t xml:space="preserve"> </w:t>
-      </w:r>
-      <w:r>
-        <w:t>also learnt</w:t>
-      </w:r>
-      <w:r>
-        <w:rPr>
-          <w:spacing w:val="-1"/>
-        </w:rPr>
-        <w:t xml:space="preserve"> </w:t>
-      </w:r>
-      <w:r>
-        <w:t>about how</w:t>
-      </w:r>
-      <w:r>
-        <w:rPr>
           <w:spacing w:val="-6"/>
         </w:rPr>
         <w:t xml:space="preserve"> </w:t>
       </w:r>
       <w:r>
+        <w:t>will</w:t>
+      </w:r>
+      <w:r>
+        <w:rPr>
+          <w:spacing w:val="-11"/>
+        </w:rPr>
+        <w:t xml:space="preserve"> </w:t>
+      </w:r>
+      <w:r>
+        <w:t>try</w:t>
+      </w:r>
+      <w:r>
+        <w:rPr>
+          <w:spacing w:val="-6"/>
+        </w:rPr>
+        <w:t xml:space="preserve"> </w:t>
+      </w:r>
+      <w:r>
+        <w:t>my</w:t>
+      </w:r>
+      <w:r>
+        <w:rPr>
+          <w:spacing w:val="-6"/>
+        </w:rPr>
+        <w:t xml:space="preserve"> </w:t>
+      </w:r>
+      <w:r>
+        <w:t>best</w:t>
+      </w:r>
+      <w:r>
+        <w:rPr>
+          <w:spacing w:val="-11"/>
+        </w:rPr>
+        <w:t xml:space="preserve"> </w:t>
+      </w:r>
+      <w:r>
         <w:t>to</w:t>
       </w:r>
       <w:r>
         <w:rPr>
-          <w:spacing w:val="-1"/>
-        </w:rPr>
-        <w:t xml:space="preserve"> </w:t>
-      </w:r>
-      <w:r>
-        <w:t>use</w:t>
-      </w:r>
-      <w:r>
-        <w:rPr>
-          <w:spacing w:val="-1"/>
-        </w:rPr>
-        <w:t xml:space="preserve"> </w:t>
-      </w:r>
-      <w:r>
-        <w:t>Unity</w:t>
-      </w:r>
-      <w:r>
-        <w:rPr>
-          <w:spacing w:val="-1"/>
-        </w:rPr>
-        <w:t xml:space="preserve"> </w:t>
-      </w:r>
-      <w:r>
-        <w:t>and</w:t>
-      </w:r>
-      <w:r>
-        <w:rPr>
-          <w:spacing w:val="-1"/>
-        </w:rPr>
-        <w:t xml:space="preserve"> </w:t>
-      </w:r>
-      <w:r>
-        <w:t>Unreal</w:t>
-      </w:r>
-      <w:r>
-        <w:rPr>
-          <w:spacing w:val="-1"/>
-        </w:rPr>
-        <w:t xml:space="preserve"> </w:t>
-      </w:r>
-      <w:r>
-        <w:t>Engine</w:t>
-      </w:r>
-      <w:r>
-        <w:rPr>
-          <w:spacing w:val="-1"/>
-        </w:rPr>
-        <w:t xml:space="preserve"> </w:t>
-      </w:r>
-      <w:r>
-        <w:t>5. I am familiar with the VFX function and post-processing function of those 2 engines,</w:t>
-      </w:r>
-      <w:r>
-        <w:rPr>
-          <w:spacing w:val="-15"/>
-        </w:rPr>
-        <w:t xml:space="preserve"> </w:t>
-      </w:r>
-      <w:r>
-        <w:t>because</w:t>
-      </w:r>
-      <w:r>
-        <w:rPr>
-          <w:spacing w:val="-20"/>
-        </w:rPr>
-        <w:t xml:space="preserve"> </w:t>
-      </w:r>
-      <w:r>
-        <w:t>most</w:t>
-      </w:r>
-      <w:r>
-        <w:rPr>
-          <w:spacing w:val="-20"/>
-        </w:rPr>
-        <w:t xml:space="preserve"> </w:t>
-      </w:r>
-      <w:r>
-        <w:t>of</w:t>
-      </w:r>
-      <w:r>
-        <w:rPr>
-          <w:spacing w:val="-15"/>
-        </w:rPr>
-        <w:t xml:space="preserve"> </w:t>
-      </w:r>
-      <w:r>
-        <w:t>our</w:t>
-      </w:r>
-      <w:r>
-        <w:rPr>
-          <w:spacing w:val="-20"/>
-        </w:rPr>
-        <w:t xml:space="preserve"> </w:t>
-      </w:r>
-      <w:r>
-        <w:t>game</w:t>
-      </w:r>
-      <w:r>
-        <w:rPr>
-          <w:spacing w:val="-20"/>
-        </w:rPr>
-        <w:t xml:space="preserve"> </w:t>
-      </w:r>
-      <w:r>
-        <w:t>projects</w:t>
-      </w:r>
-      <w:r>
-        <w:rPr>
-          <w:spacing w:val="-15"/>
-        </w:rPr>
-        <w:t xml:space="preserve"> </w:t>
-      </w:r>
-      <w:r>
-        <w:t>based</w:t>
-      </w:r>
-      <w:r>
-        <w:rPr>
-          <w:spacing w:val="-15"/>
-        </w:rPr>
-        <w:t xml:space="preserve"> </w:t>
-      </w:r>
-      <w:r>
-        <w:t>on</w:t>
-      </w:r>
-      <w:r>
-        <w:rPr>
-          <w:spacing w:val="-15"/>
-        </w:rPr>
-        <w:t xml:space="preserve"> </w:t>
-      </w:r>
-      <w:r>
-        <w:t>Unity</w:t>
-      </w:r>
-      <w:r>
-        <w:rPr>
-          <w:spacing w:val="-15"/>
-        </w:rPr>
-        <w:t xml:space="preserve"> </w:t>
-      </w:r>
-      <w:r>
-        <w:t>or</w:t>
-      </w:r>
-      <w:r>
-        <w:rPr>
-          <w:spacing w:val="-20"/>
-        </w:rPr>
-        <w:t xml:space="preserve"> </w:t>
-      </w:r>
-      <w:r>
-        <w:t>Unreal.</w:t>
-      </w:r>
-      <w:r>
-        <w:rPr>
-          <w:spacing w:val="-17"/>
-        </w:rPr>
-        <w:t xml:space="preserve"> </w:t>
-      </w:r>
-      <w:r>
-        <w:t>3D</w:t>
-      </w:r>
-      <w:r>
-        <w:rPr>
-          <w:spacing w:val="-15"/>
-        </w:rPr>
-        <w:t xml:space="preserve"> </w:t>
-      </w:r>
-      <w:r>
-        <w:t>modelling is</w:t>
-      </w:r>
-      <w:r>
-        <w:rPr>
-          <w:spacing w:val="-1"/>
-        </w:rPr>
-        <w:t xml:space="preserve"> </w:t>
-      </w:r>
-      <w:r>
-        <w:t>another</w:t>
-      </w:r>
-      <w:r>
-        <w:rPr>
-          <w:spacing w:val="-1"/>
-        </w:rPr>
-        <w:t xml:space="preserve"> </w:t>
-      </w:r>
-      <w:r>
-        <w:t>skill</w:t>
-      </w:r>
-      <w:r>
-        <w:rPr>
-          <w:spacing w:val="-1"/>
-        </w:rPr>
-        <w:t xml:space="preserve"> </w:t>
-      </w:r>
-      <w:r>
-        <w:t>I</w:t>
-      </w:r>
-      <w:r>
-        <w:rPr>
-          <w:spacing w:val="-1"/>
-        </w:rPr>
-        <w:t xml:space="preserve"> </w:t>
-      </w:r>
-      <w:r>
-        <w:t>am</w:t>
-      </w:r>
-      <w:r>
-        <w:rPr>
-          <w:spacing w:val="-1"/>
-        </w:rPr>
-        <w:t xml:space="preserve"> </w:t>
-      </w:r>
-      <w:r>
-        <w:t>good</w:t>
-      </w:r>
-      <w:r>
-        <w:rPr>
-          <w:spacing w:val="-1"/>
-        </w:rPr>
-        <w:t xml:space="preserve"> </w:t>
-      </w:r>
-      <w:r>
-        <w:t>at.</w:t>
-      </w:r>
-      <w:r>
-        <w:rPr>
-          <w:spacing w:val="-1"/>
-        </w:rPr>
-        <w:t xml:space="preserve"> </w:t>
-      </w:r>
-      <w:r>
-        <w:t>I</w:t>
-      </w:r>
-      <w:r>
-        <w:rPr>
-          <w:spacing w:val="-1"/>
-        </w:rPr>
-        <w:t xml:space="preserve"> </w:t>
-      </w:r>
-      <w:r>
-        <w:t>have</w:t>
-      </w:r>
-      <w:r>
-        <w:rPr>
-          <w:spacing w:val="-1"/>
-        </w:rPr>
-        <w:t xml:space="preserve"> </w:t>
-      </w:r>
-      <w:r>
-        <w:t>rich</w:t>
-      </w:r>
-      <w:r>
-        <w:rPr>
-          <w:spacing w:val="-1"/>
-        </w:rPr>
-        <w:t xml:space="preserve"> </w:t>
-      </w:r>
-      <w:r>
-        <w:t>experience</w:t>
-      </w:r>
-      <w:r>
-        <w:rPr>
-          <w:spacing w:val="-1"/>
-        </w:rPr>
-        <w:t xml:space="preserve"> </w:t>
-      </w:r>
-      <w:r>
-        <w:t>in</w:t>
-      </w:r>
-      <w:r>
-        <w:rPr>
-          <w:spacing w:val="-1"/>
-        </w:rPr>
-        <w:t xml:space="preserve"> </w:t>
-      </w:r>
-      <w:r>
-        <w:t>this</w:t>
-      </w:r>
-      <w:r>
-        <w:rPr>
-          <w:spacing w:val="-1"/>
-        </w:rPr>
-        <w:t xml:space="preserve"> </w:t>
-      </w:r>
-      <w:r>
-        <w:t>field.</w:t>
-      </w:r>
-      <w:r>
-        <w:rPr>
           <w:spacing w:val="-6"/>
         </w:rPr>
         <w:t xml:space="preserve"> </w:t>
       </w:r>
       <w:r>
-        <w:t>I</w:t>
-      </w:r>
-      <w:r>
-        <w:rPr>
-          <w:spacing w:val="-1"/>
-        </w:rPr>
-        <w:t xml:space="preserve"> </w:t>
-      </w:r>
-      <w:r>
-        <w:t>can</w:t>
-      </w:r>
-      <w:r>
-        <w:rPr>
-          <w:spacing w:val="-1"/>
-        </w:rPr>
-        <w:t xml:space="preserve"> </w:t>
-      </w:r>
-      <w:r>
-        <w:t>make different buildings in different</w:t>
-      </w:r>
-      <w:r>
-        <w:rPr>
-          <w:spacing w:val="-5"/>
-        </w:rPr>
-        <w:t xml:space="preserve"> </w:t>
-      </w:r>
-      <w:r>
-        <w:t>style to fit various theme</w:t>
-      </w:r>
-      <w:r>
-        <w:rPr>
-          <w:spacing w:val="-5"/>
-        </w:rPr>
-        <w:t xml:space="preserve"> </w:t>
-      </w:r>
-      <w:r>
-        <w:t>of the environment. Our</w:t>
-      </w:r>
-      <w:r>
-        <w:rPr>
-          <w:spacing w:val="-7"/>
-        </w:rPr>
-        <w:t xml:space="preserve"> </w:t>
-      </w:r>
-      <w:r>
-        <w:t>capstone</w:t>
-      </w:r>
-      <w:r>
-        <w:rPr>
-          <w:spacing w:val="-7"/>
-        </w:rPr>
-        <w:t xml:space="preserve"> </w:t>
-      </w:r>
-      <w:r>
-        <w:t>project</w:t>
-      </w:r>
-      <w:r>
-        <w:rPr>
-          <w:spacing w:val="-11"/>
-        </w:rPr>
-        <w:t xml:space="preserve"> </w:t>
-      </w:r>
-      <w:r>
-        <w:t>in</w:t>
-      </w:r>
-      <w:r>
-        <w:rPr>
-          <w:spacing w:val="-7"/>
-        </w:rPr>
-        <w:t xml:space="preserve"> </w:t>
-      </w:r>
-      <w:r>
-        <w:t>university</w:t>
-      </w:r>
-      <w:r>
-        <w:rPr>
-          <w:spacing w:val="-7"/>
-        </w:rPr>
-        <w:t xml:space="preserve"> </w:t>
-      </w:r>
-      <w:r>
-        <w:t>was</w:t>
-      </w:r>
-      <w:r>
-        <w:rPr>
-          <w:spacing w:val="-11"/>
-        </w:rPr>
-        <w:t xml:space="preserve"> </w:t>
-      </w:r>
-      <w:r>
-        <w:t>a</w:t>
-      </w:r>
-      <w:r>
-        <w:rPr>
-          <w:spacing w:val="-10"/>
-        </w:rPr>
-        <w:t xml:space="preserve"> </w:t>
-      </w:r>
-      <w:r>
-        <w:t>3D</w:t>
-      </w:r>
-      <w:r>
-        <w:rPr>
-          <w:spacing w:val="-7"/>
-        </w:rPr>
-        <w:t xml:space="preserve"> </w:t>
-      </w:r>
-      <w:r>
-        <w:t>FPS</w:t>
-      </w:r>
-      <w:r>
-        <w:rPr>
-          <w:spacing w:val="-11"/>
-        </w:rPr>
-        <w:t xml:space="preserve"> </w:t>
-      </w:r>
-      <w:r>
-        <w:t>project</w:t>
-      </w:r>
-      <w:r>
-        <w:rPr>
-          <w:spacing w:val="-11"/>
-        </w:rPr>
-        <w:t xml:space="preserve"> </w:t>
-      </w:r>
-      <w:r>
-        <w:t>and</w:t>
-      </w:r>
-      <w:r>
-        <w:rPr>
-          <w:spacing w:val="-11"/>
-        </w:rPr>
-        <w:t xml:space="preserve"> </w:t>
-      </w:r>
-      <w:r>
-        <w:t>I</w:t>
-      </w:r>
-      <w:r>
-        <w:rPr>
-          <w:spacing w:val="-7"/>
-        </w:rPr>
-        <w:t xml:space="preserve"> </w:t>
-      </w:r>
-      <w:r>
-        <w:t>made</w:t>
-      </w:r>
-      <w:r>
-        <w:rPr>
-          <w:spacing w:val="-3"/>
-        </w:rPr>
-        <w:t xml:space="preserve"> </w:t>
-      </w:r>
-      <w:r>
-        <w:t>almost</w:t>
+        <w:t>work</w:t>
       </w:r>
       <w:r>
         <w:rPr>
@@ -1086,142 +1334,14 @@
         <w:t xml:space="preserve"> </w:t>
       </w:r>
       <w:r>
-        <w:t>all</w:t>
-      </w:r>
-      <w:r>
-        <w:rPr>
-          <w:spacing w:val="-7"/>
-        </w:rPr>
-        <w:t xml:space="preserve"> </w:t>
-      </w:r>
-      <w:r>
-        <w:t>3D models for it. I am familiar with Maya, Blender and Substance Painter.If</w:t>
-      </w:r>
-      <w:r>
-        <w:rPr>
-          <w:spacing w:val="-11"/>
-        </w:rPr>
-        <w:t xml:space="preserve"> </w:t>
-      </w:r>
-      <w:r>
-        <w:t>you</w:t>
-      </w:r>
-      <w:r>
-        <w:rPr>
-          <w:spacing w:val="-6"/>
-        </w:rPr>
-        <w:t xml:space="preserve"> </w:t>
-      </w:r>
-      <w:r>
-        <w:t>can</w:t>
-      </w:r>
-      <w:r>
-        <w:rPr>
-          <w:spacing w:val="-6"/>
-        </w:rPr>
-        <w:t xml:space="preserve"> </w:t>
-      </w:r>
-      <w:r>
-        <w:t>give</w:t>
-      </w:r>
-      <w:r>
-        <w:rPr>
-          <w:spacing w:val="-11"/>
-        </w:rPr>
-        <w:t xml:space="preserve"> </w:t>
-      </w:r>
-      <w:r>
-        <w:t>me</w:t>
-      </w:r>
-      <w:r>
-        <w:rPr>
-          <w:spacing w:val="-6"/>
-        </w:rPr>
-        <w:t xml:space="preserve"> </w:t>
-      </w:r>
-      <w:r>
-        <w:t>a</w:t>
-      </w:r>
-      <w:r>
-        <w:rPr>
-          <w:spacing w:val="-11"/>
-        </w:rPr>
-        <w:t xml:space="preserve"> </w:t>
-      </w:r>
-      <w:r>
-        <w:t>chance,</w:t>
-      </w:r>
-      <w:r>
-        <w:rPr>
-          <w:spacing w:val="-6"/>
-        </w:rPr>
-        <w:t xml:space="preserve"> </w:t>
-      </w:r>
-      <w:r>
-        <w:t>I</w:t>
-      </w:r>
-      <w:r>
-        <w:rPr>
-          <w:spacing w:val="-6"/>
-        </w:rPr>
-        <w:t xml:space="preserve"> </w:t>
-      </w:r>
-      <w:r>
-        <w:t>will</w:t>
-      </w:r>
-      <w:r>
-        <w:rPr>
-          <w:spacing w:val="-11"/>
-        </w:rPr>
-        <w:t xml:space="preserve"> </w:t>
-      </w:r>
-      <w:r>
-        <w:t>try</w:t>
-      </w:r>
-      <w:r>
-        <w:rPr>
-          <w:spacing w:val="-6"/>
-        </w:rPr>
-        <w:t xml:space="preserve"> </w:t>
-      </w:r>
-      <w:r>
-        <w:t>my</w:t>
-      </w:r>
-      <w:r>
-        <w:rPr>
-          <w:spacing w:val="-6"/>
-        </w:rPr>
-        <w:t xml:space="preserve"> </w:t>
-      </w:r>
-      <w:r>
-        <w:t>best</w:t>
-      </w:r>
-      <w:r>
-        <w:rPr>
-          <w:spacing w:val="-11"/>
-        </w:rPr>
-        <w:t xml:space="preserve"> </w:t>
-      </w:r>
-      <w:r>
-        <w:t>to</w:t>
-      </w:r>
-      <w:r>
-        <w:rPr>
-          <w:spacing w:val="-6"/>
-        </w:rPr>
-        <w:t xml:space="preserve"> </w:t>
-      </w:r>
-      <w:r>
-        <w:t>work</w:t>
-      </w:r>
-      <w:r>
-        <w:rPr>
-          <w:spacing w:val="-6"/>
-        </w:rPr>
-        <w:t xml:space="preserve"> </w:t>
-      </w:r>
-      <w:r>
-        <w:t>hard to bring your game to life.</w:t>
+        <w:t>hard</w:t>
+      </w:r>
+      <w:r>
+        <w:rPr>
+          <w:rFonts w:hint="eastAsia"/>
+          <w:lang w:eastAsia="zh-CN"/>
+        </w:rPr>
+        <w:t>.</w:t>
       </w:r>
     </w:p>
     <w:p>
@@ -1243,8 +1363,13 @@
         </w:rPr>
         <w:t xml:space="preserve">Regards, </w:t>
       </w:r>
-      <w:r>
-        <w:t>Zhaomin Liu</w:t>
+      <w:proofErr w:type="spellStart"/>
+      <w:r>
+        <w:t>Zhaomin</w:t>
+      </w:r>
+      <w:proofErr w:type="spellEnd"/>
+      <w:r>
+        <w:t xml:space="preserve"> Liu</w:t>
       </w:r>
       <w:r>
         <w:rPr>
@@ -1394,7 +1519,7 @@
           </mc:Choice>
           <mc:Fallback>
             <w:pict>
-              <v:group w14:anchorId="7E89D2A5" id="Group 1" o:spid="_x0000_s1026" style="position:absolute;margin-left:0;margin-top:6pt;width:594.75pt;height:720.85pt;z-index:-15809536;mso-wrap-distance-left:0;mso-wrap-distance-right:0;mso-position-horizontal-relative:page;mso-position-vertical-relative:page" coordsize="75533,91547" o:gfxdata="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">
+              <v:group w14:anchorId="01801767" id="Group 1" o:spid="_x0000_s1026" style="position:absolute;margin-left:0;margin-top:6pt;width:594.75pt;height:720.85pt;z-index:-15809536;mso-wrap-distance-left:0;mso-wrap-distance-right:0;mso-position-horizontal-relative:page;mso-position-vertical-relative:page" coordsize="75533,91547" o:gfxdata="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">
                 <v:shapetype id="_x0000_t75" coordsize="21600,21600" o:spt="75" o:preferrelative="t" path="m@4@5l@4@11@9@11@9@5xe" filled="f" stroked="f">
                   <v:stroke joinstyle="miter"/>
                   <v:formulas>
@@ -1593,12 +1718,21 @@
         </w:rPr>
         <w:t xml:space="preserve"> </w:t>
       </w:r>
-      <w:r>
-        <w:rPr>
-          <w:rFonts w:ascii="Arial MT"/>
-          <w:sz w:val="24"/>
-        </w:rPr>
-        <w:t xml:space="preserve">Zhaomin </w:t>
+      <w:proofErr w:type="spellStart"/>
+      <w:r>
+        <w:rPr>
+          <w:rFonts w:ascii="Arial MT"/>
+          <w:sz w:val="24"/>
+        </w:rPr>
+        <w:t>Zhaomin</w:t>
+      </w:r>
+      <w:proofErr w:type="spellEnd"/>
+      <w:r>
+        <w:rPr>
+          <w:rFonts w:ascii="Arial MT"/>
+          <w:sz w:val="24"/>
+        </w:rPr>
+        <w:t xml:space="preserve"> </w:t>
       </w:r>
       <w:r>
         <w:rPr>
@@ -2719,7 +2853,23 @@
           <w:rFonts w:ascii="Arial MT" w:hAnsi="Arial MT"/>
           <w:sz w:val="12"/>
         </w:rPr>
-        <w:t>Monash University guarantees this document’s authenticity when accessed through the My eQuals portal. When viewed online,</w:t>
+        <w:t xml:space="preserve">Monash University guarantees this document’s authenticity when accessed through the My </w:t>
+      </w:r>
+      <w:proofErr w:type="spellStart"/>
+      <w:r>
+        <w:rPr>
+          <w:rFonts w:ascii="Arial MT" w:hAnsi="Arial MT"/>
+          <w:sz w:val="12"/>
+        </w:rPr>
+        <w:t>eQuals</w:t>
+      </w:r>
+      <w:proofErr w:type="spellEnd"/>
+      <w:r>
+        <w:rPr>
+          <w:rFonts w:ascii="Arial MT" w:hAnsi="Arial MT"/>
+          <w:sz w:val="12"/>
+        </w:rPr>
+        <w:t xml:space="preserve"> portal. When viewed online,</w:t>
       </w:r>
       <w:r>
         <w:rPr>
@@ -3284,9 +3434,11 @@
         <w:pStyle w:val="1"/>
         <w:spacing w:before="387"/>
       </w:pPr>
+      <w:proofErr w:type="spellStart"/>
       <w:r>
         <w:t>Zhaomin</w:t>
       </w:r>
+      <w:proofErr w:type="spellEnd"/>
       <w:r>
         <w:rPr>
           <w:spacing w:val="15"/>

--- a/Cover Letter.docx
+++ b/Cover Letter.docx
@@ -28,53 +28,26 @@
     <w:p>
       <w:pPr>
         <w:pStyle w:val="a3"/>
-        <w:ind w:left="100"/>
-        <w:jc w:val="both"/>
-      </w:pPr>
-      <w:r>
-        <w:t>Dear Hiring</w:t>
-      </w:r>
-      <w:r>
-        <w:rPr>
-          <w:spacing w:val="-5"/>
-        </w:rPr>
-        <w:t xml:space="preserve"> </w:t>
-      </w:r>
-      <w:r>
-        <w:t>Team of</w:t>
-      </w:r>
-      <w:r>
-        <w:rPr>
-          <w:spacing w:val="-5"/>
-        </w:rPr>
-        <w:t xml:space="preserve"> </w:t>
-      </w:r>
-      <w:r>
+        <w:spacing w:line="278" w:lineRule="auto"/>
+      </w:pPr>
+      <w:r>
+        <w:t>Dear Hiring Team of Art Processors:</w:t>
+      </w:r>
+    </w:p>
+    <w:p>
+      <w:pPr>
+        <w:pStyle w:val="a3"/>
+        <w:spacing w:line="278" w:lineRule="auto"/>
         <w:rPr>
           <w:rFonts w:hint="eastAsia"/>
           <w:lang w:eastAsia="zh-CN"/>
         </w:rPr>
-        <w:t>Daimler</w:t>
-      </w:r>
-      <w:r>
-        <w:rPr>
-          <w:spacing w:val="-2"/>
-        </w:rPr>
-        <w:t>:</w:t>
-      </w:r>
-    </w:p>
-    <w:p>
-      <w:pPr>
-        <w:pStyle w:val="a3"/>
-        <w:spacing w:before="86"/>
       </w:pPr>
     </w:p>
     <w:p>
       <w:pPr>
         <w:pStyle w:val="a3"/>
         <w:spacing w:line="278" w:lineRule="auto"/>
-        <w:ind w:left="100" w:right="89"/>
-        <w:jc w:val="both"/>
       </w:pPr>
       <w:r>
         <w:t xml:space="preserve">My name is </w:t>
@@ -85,1283 +58,184 @@
       </w:r>
       <w:proofErr w:type="spellEnd"/>
       <w:r>
-        <w:t xml:space="preserve"> Liu and </w:t>
-      </w:r>
-      <w:r>
-        <w:rPr>
-          <w:rFonts w:hint="eastAsia"/>
-          <w:lang w:eastAsia="zh-CN"/>
-        </w:rPr>
-        <w:t>m</w:t>
-      </w:r>
-      <w:r>
-        <w:t>y English name is Johnny. I am a student</w:t>
-      </w:r>
-      <w:r>
-        <w:rPr>
-          <w:spacing w:val="-2"/>
-        </w:rPr>
-        <w:t xml:space="preserve"> </w:t>
-      </w:r>
-      <w:r>
-        <w:t>who</w:t>
-      </w:r>
-      <w:r>
-        <w:rPr>
-          <w:spacing w:val="-2"/>
-        </w:rPr>
-        <w:t xml:space="preserve"> </w:t>
-      </w:r>
-      <w:r>
-        <w:t>graduated</w:t>
-      </w:r>
-      <w:r>
-        <w:rPr>
-          <w:spacing w:val="-2"/>
-        </w:rPr>
-        <w:t xml:space="preserve"> </w:t>
-      </w:r>
-      <w:r>
-        <w:t>from Monash</w:t>
-      </w:r>
-      <w:r>
-        <w:rPr>
-          <w:spacing w:val="-7"/>
-        </w:rPr>
-        <w:t xml:space="preserve"> </w:t>
-      </w:r>
-      <w:r>
-        <w:t>University,</w:t>
-      </w:r>
-      <w:r>
-        <w:rPr>
-          <w:spacing w:val="-2"/>
-        </w:rPr>
-        <w:t xml:space="preserve"> </w:t>
-      </w:r>
-      <w:r>
-        <w:t>and</w:t>
-      </w:r>
-      <w:r>
-        <w:rPr>
-          <w:spacing w:val="-2"/>
-        </w:rPr>
-        <w:t xml:space="preserve"> </w:t>
-      </w:r>
-      <w:r>
-        <w:rPr>
-          <w:rFonts w:hint="eastAsia"/>
-          <w:lang w:eastAsia="zh-CN"/>
-        </w:rPr>
-        <w:t xml:space="preserve">I </w:t>
-      </w:r>
-      <w:r>
-        <w:t>got the 485 temporary graduated</w:t>
-      </w:r>
-      <w:r>
-        <w:rPr>
-          <w:rFonts w:hint="eastAsia"/>
-          <w:lang w:eastAsia="zh-CN"/>
-        </w:rPr>
-        <w:t xml:space="preserve"> work</w:t>
-      </w:r>
-      <w:r>
-        <w:t xml:space="preserve"> visa recently.</w:t>
-      </w:r>
-    </w:p>
-    <w:p>
-      <w:pPr>
-        <w:pStyle w:val="a3"/>
-        <w:spacing w:before="43"/>
-      </w:pPr>
+        <w:t xml:space="preserve"> Liu and my English name is Johnny. I am a student who</w:t>
+      </w:r>
+      <w:r>
+        <w:br/>
+        <w:t xml:space="preserve">graduated from Monash University, and I got the 485 temporary graduated work </w:t>
+      </w:r>
+      <w:proofErr w:type="spellStart"/>
+      <w:r>
+        <w:t>visarecently</w:t>
+      </w:r>
+      <w:proofErr w:type="spellEnd"/>
+      <w:r>
+        <w:t>.</w:t>
+      </w:r>
     </w:p>
     <w:p>
       <w:pPr>
         <w:pStyle w:val="a3"/>
         <w:spacing w:line="278" w:lineRule="auto"/>
-        <w:ind w:left="100" w:right="89"/>
-        <w:jc w:val="both"/>
-      </w:pPr>
-      <w:r>
-        <w:t>In</w:t>
-      </w:r>
-      <w:r>
-        <w:rPr>
-          <w:spacing w:val="-19"/>
-        </w:rPr>
-        <w:t xml:space="preserve"> </w:t>
-      </w:r>
-      <w:r>
-        <w:t>Monash</w:t>
-      </w:r>
-      <w:r>
-        <w:rPr>
-          <w:spacing w:val="-19"/>
-        </w:rPr>
-        <w:t xml:space="preserve"> </w:t>
-      </w:r>
-      <w:r>
-        <w:t>University,</w:t>
-      </w:r>
-      <w:r>
-        <w:rPr>
-          <w:spacing w:val="-19"/>
-        </w:rPr>
-        <w:t xml:space="preserve"> </w:t>
-      </w:r>
-      <w:r>
-        <w:t>my</w:t>
-      </w:r>
-      <w:r>
-        <w:rPr>
-          <w:spacing w:val="-23"/>
-        </w:rPr>
-        <w:t xml:space="preserve"> </w:t>
-      </w:r>
-      <w:r>
-        <w:t>major</w:t>
-      </w:r>
-      <w:r>
-        <w:rPr>
-          <w:spacing w:val="-19"/>
-        </w:rPr>
-        <w:t xml:space="preserve"> </w:t>
-      </w:r>
-      <w:r>
-        <w:t>is</w:t>
-      </w:r>
-      <w:r>
-        <w:rPr>
-          <w:spacing w:val="-19"/>
-        </w:rPr>
-        <w:t xml:space="preserve"> </w:t>
-      </w:r>
-      <w:r>
-        <w:rPr>
-          <w:rFonts w:hint="eastAsia"/>
-          <w:lang w:eastAsia="zh-CN"/>
-        </w:rPr>
-        <w:t>Information Technology</w:t>
-      </w:r>
-      <w:r>
-        <w:t>.</w:t>
-      </w:r>
-      <w:r>
-        <w:rPr>
-          <w:spacing w:val="-19"/>
-        </w:rPr>
-        <w:t xml:space="preserve"> </w:t>
-      </w:r>
-      <w:r>
-        <w:t>Which</w:t>
-      </w:r>
-      <w:r>
-        <w:rPr>
-          <w:spacing w:val="-19"/>
-        </w:rPr>
-        <w:t xml:space="preserve"> </w:t>
-      </w:r>
-      <w:r>
-        <w:t>means</w:t>
-      </w:r>
-      <w:r>
-        <w:rPr>
-          <w:spacing w:val="-23"/>
-        </w:rPr>
-        <w:t xml:space="preserve"> </w:t>
-      </w:r>
-      <w:r>
-        <w:t>I</w:t>
-      </w:r>
-      <w:r>
-        <w:rPr>
-          <w:spacing w:val="-16"/>
-        </w:rPr>
-        <w:t xml:space="preserve"> </w:t>
-      </w:r>
-      <w:r>
-        <w:t>have</w:t>
-      </w:r>
-      <w:r>
-        <w:rPr>
-          <w:spacing w:val="-19"/>
-        </w:rPr>
-        <w:t xml:space="preserve"> </w:t>
-      </w:r>
-      <w:r>
-        <w:t>experience with</w:t>
-      </w:r>
-      <w:r>
-        <w:rPr>
-          <w:spacing w:val="-1"/>
-        </w:rPr>
-        <w:t xml:space="preserve"> </w:t>
-      </w:r>
-      <w:r>
-        <w:t>the</w:t>
-      </w:r>
-      <w:r>
-        <w:rPr>
-          <w:spacing w:val="-1"/>
-        </w:rPr>
-        <w:t xml:space="preserve"> </w:t>
-      </w:r>
-      <w:r>
-        <w:t>development</w:t>
-      </w:r>
-      <w:r>
-        <w:rPr>
-          <w:spacing w:val="-1"/>
-        </w:rPr>
-        <w:t xml:space="preserve"> </w:t>
-      </w:r>
-      <w:r>
-        <w:t>of</w:t>
-      </w:r>
-      <w:r>
-        <w:rPr>
-          <w:spacing w:val="-6"/>
-        </w:rPr>
-        <w:t xml:space="preserve"> </w:t>
-      </w:r>
-      <w:r>
-        <w:t>many</w:t>
-      </w:r>
-      <w:r>
-        <w:rPr>
-          <w:spacing w:val="-1"/>
-        </w:rPr>
-        <w:t xml:space="preserve"> </w:t>
-      </w:r>
-      <w:r>
-        <w:t>different</w:t>
-      </w:r>
-      <w:r>
-        <w:rPr>
-          <w:spacing w:val="-1"/>
-        </w:rPr>
-        <w:t xml:space="preserve"> </w:t>
-      </w:r>
-      <w:r>
-        <w:t>kind</w:t>
-      </w:r>
-      <w:r>
-        <w:rPr>
-          <w:rFonts w:hint="eastAsia"/>
-          <w:lang w:eastAsia="zh-CN"/>
-        </w:rPr>
-        <w:t>s</w:t>
-      </w:r>
-      <w:r>
-        <w:rPr>
-          <w:spacing w:val="-6"/>
-        </w:rPr>
-        <w:t xml:space="preserve"> </w:t>
-      </w:r>
-      <w:r>
-        <w:t>of</w:t>
-      </w:r>
-      <w:r>
-        <w:rPr>
-          <w:rFonts w:hint="eastAsia"/>
-          <w:lang w:eastAsia="zh-CN"/>
-        </w:rPr>
-        <w:t xml:space="preserve"> products</w:t>
-      </w:r>
-      <w:r>
-        <w:t xml:space="preserve">. </w:t>
-      </w:r>
+      </w:pPr>
     </w:p>
     <w:p>
       <w:pPr>
         <w:pStyle w:val="a3"/>
         <w:spacing w:line="278" w:lineRule="auto"/>
-        <w:ind w:left="100" w:right="89"/>
-        <w:jc w:val="both"/>
-      </w:pPr>
+      </w:pPr>
+      <w:r>
+        <w:t>In Monash University, my major is Information Technology. Which means I have experience with the development of many different kinds of products. For 2D design, I developed a PVE shooting game by Unity engine. It is a game which ask the player to use different weapons and arrange the route carefully to complete all levels, and the background is a strange dungeon. I completed this game with 2 other teammates, I mainly focused on VFX design, environment art and UI/UX design. But I also contributed my thought for the storyline and combat design. I have my own understanding of UI/UX design and I know how to use color and shape to create different styles.</w:t>
+      </w:r>
     </w:p>
     <w:p>
       <w:pPr>
         <w:pStyle w:val="a3"/>
         <w:spacing w:line="278" w:lineRule="auto"/>
-        <w:ind w:left="100" w:right="89"/>
-        <w:jc w:val="both"/>
-        <w:rPr>
-          <w:lang w:eastAsia="zh-CN"/>
-        </w:rPr>
-      </w:pPr>
-      <w:r>
-        <w:t>For</w:t>
-      </w:r>
-      <w:r>
-        <w:rPr>
-          <w:spacing w:val="-1"/>
-        </w:rPr>
-        <w:t xml:space="preserve"> </w:t>
-      </w:r>
-      <w:r>
-        <w:t>2D</w:t>
-      </w:r>
-      <w:r>
-        <w:rPr>
-          <w:spacing w:val="-1"/>
-        </w:rPr>
-        <w:t xml:space="preserve"> </w:t>
-      </w:r>
-      <w:r>
-        <w:rPr>
-          <w:rFonts w:hint="eastAsia"/>
-          <w:lang w:eastAsia="zh-CN"/>
-        </w:rPr>
-        <w:t>design,</w:t>
-      </w:r>
-      <w:r>
-        <w:rPr>
-          <w:spacing w:val="-1"/>
-        </w:rPr>
-        <w:t xml:space="preserve"> </w:t>
-      </w:r>
-      <w:r>
-        <w:t>I</w:t>
-      </w:r>
-      <w:r>
-        <w:rPr>
-          <w:spacing w:val="-1"/>
-        </w:rPr>
-        <w:t xml:space="preserve"> </w:t>
-      </w:r>
-      <w:r>
-        <w:t>developed a PVE shooting game by Unity engine. It is a game which ask the player to use different weapons and arrange the route carefully to complete all levels, and the</w:t>
-      </w:r>
-      <w:r>
-        <w:rPr>
-          <w:spacing w:val="-27"/>
-        </w:rPr>
-        <w:t xml:space="preserve"> </w:t>
-      </w:r>
-      <w:r>
-        <w:t>background</w:t>
-      </w:r>
-      <w:r>
-        <w:rPr>
-          <w:spacing w:val="-26"/>
-        </w:rPr>
-        <w:t xml:space="preserve"> </w:t>
-      </w:r>
-      <w:r>
-        <w:t>is</w:t>
-      </w:r>
-      <w:r>
-        <w:rPr>
-          <w:spacing w:val="-26"/>
-        </w:rPr>
-        <w:t xml:space="preserve"> </w:t>
-      </w:r>
-      <w:r>
-        <w:t>a</w:t>
-      </w:r>
-      <w:r>
-        <w:rPr>
-          <w:spacing w:val="-25"/>
-        </w:rPr>
-        <w:t xml:space="preserve"> </w:t>
-      </w:r>
-      <w:r>
-        <w:t>strange</w:t>
-      </w:r>
-      <w:r>
-        <w:rPr>
-          <w:spacing w:val="-26"/>
-        </w:rPr>
-        <w:t xml:space="preserve"> </w:t>
-      </w:r>
-      <w:r>
-        <w:t>dungeon.</w:t>
-      </w:r>
-      <w:r>
-        <w:rPr>
-          <w:spacing w:val="-26"/>
-        </w:rPr>
-        <w:t xml:space="preserve"> </w:t>
-      </w:r>
-      <w:r>
-        <w:t>I</w:t>
-      </w:r>
-      <w:r>
-        <w:rPr>
-          <w:spacing w:val="-25"/>
-        </w:rPr>
-        <w:t xml:space="preserve"> </w:t>
-      </w:r>
-      <w:r>
-        <w:t>completed</w:t>
-      </w:r>
-      <w:r>
-        <w:rPr>
-          <w:spacing w:val="-27"/>
-        </w:rPr>
-        <w:t xml:space="preserve"> </w:t>
-      </w:r>
-      <w:r>
-        <w:t>this</w:t>
-      </w:r>
-      <w:r>
-        <w:rPr>
-          <w:spacing w:val="-25"/>
-        </w:rPr>
-        <w:t xml:space="preserve"> </w:t>
-      </w:r>
-      <w:r>
-        <w:t>game</w:t>
-      </w:r>
-      <w:r>
-        <w:rPr>
-          <w:spacing w:val="-25"/>
-        </w:rPr>
-        <w:t xml:space="preserve"> </w:t>
-      </w:r>
-      <w:r>
-        <w:t>with</w:t>
-      </w:r>
-      <w:r>
-        <w:rPr>
-          <w:spacing w:val="-25"/>
-        </w:rPr>
-        <w:t xml:space="preserve"> </w:t>
-      </w:r>
-      <w:r>
-        <w:t>2</w:t>
-      </w:r>
-      <w:r>
-        <w:rPr>
-          <w:spacing w:val="-26"/>
-        </w:rPr>
-        <w:t xml:space="preserve"> </w:t>
-      </w:r>
-      <w:r>
-        <w:t>other</w:t>
-      </w:r>
-      <w:r>
-        <w:rPr>
-          <w:spacing w:val="-26"/>
-        </w:rPr>
-        <w:t xml:space="preserve"> </w:t>
-      </w:r>
-      <w:r>
-        <w:t>teammates, I mainly focused on VFX design, environment art and UI/UX design. But I also contributed my thought for the storyline and combat design.</w:t>
-      </w:r>
+      </w:pPr>
     </w:p>
     <w:p>
       <w:pPr>
         <w:pStyle w:val="a3"/>
         <w:spacing w:line="278" w:lineRule="auto"/>
-        <w:ind w:left="100" w:right="89"/>
-        <w:jc w:val="both"/>
-        <w:rPr>
-          <w:lang w:eastAsia="zh-CN"/>
-        </w:rPr>
-      </w:pPr>
+      </w:pPr>
+      <w:r>
+        <w:t>For VFX effect, I am good at particle effects and post-processing includes</w:t>
+      </w:r>
+      <w:r>
+        <w:br/>
+        <w:t>rendering, cinematic effect, filter and animation for different objects. I know</w:t>
+      </w:r>
+      <w:r>
+        <w:br/>
+        <w:t>how to allow objects to move, break and shape shift in engines. What’s more, I also learnt about how to use Unity and Unreal Engine 5. I am familiar with the VFX function and post-processing function of those 2 engines, because most of our game projects based on Unity or Unreal. I also familiar with C++ in Unreal and I know how to achieve different functions by C++. I also familiar with playmaker in Unity to develop AR/VR interaction functions.</w:t>
+      </w:r>
     </w:p>
     <w:p>
       <w:pPr>
         <w:pStyle w:val="a3"/>
         <w:spacing w:line="278" w:lineRule="auto"/>
-        <w:ind w:left="100" w:right="89"/>
-        <w:jc w:val="both"/>
-      </w:pPr>
-      <w:r>
-        <w:rPr>
-          <w:rFonts w:hint="eastAsia"/>
-          <w:lang w:eastAsia="zh-CN"/>
-        </w:rPr>
-        <w:t>For VFX effect, I am good at particle effects and post-processing includes rendering, cinematic effect, filter and animation for different objects. I know how to allow objects to move, break and shape shift in engines.</w:t>
-      </w:r>
-      <w:r>
-        <w:rPr>
-          <w:rFonts w:hint="eastAsia"/>
-          <w:lang w:eastAsia="zh-CN"/>
-        </w:rPr>
-        <w:t xml:space="preserve"> </w:t>
-      </w:r>
-      <w:r>
-        <w:rPr>
-          <w:rFonts w:hint="eastAsia"/>
-          <w:lang w:eastAsia="zh-CN"/>
-        </w:rPr>
-        <w:t>What</w:t>
-      </w:r>
-      <w:r>
-        <w:rPr>
-          <w:lang w:eastAsia="zh-CN"/>
-        </w:rPr>
-        <w:t>’</w:t>
-      </w:r>
-      <w:r>
-        <w:rPr>
-          <w:rFonts w:hint="eastAsia"/>
-          <w:lang w:eastAsia="zh-CN"/>
-        </w:rPr>
-        <w:t>s more,</w:t>
-      </w:r>
-      <w:r>
-        <w:rPr>
-          <w:spacing w:val="-1"/>
-        </w:rPr>
-        <w:t xml:space="preserve"> </w:t>
-      </w:r>
-      <w:r>
-        <w:t>I</w:t>
-      </w:r>
-      <w:r>
-        <w:rPr>
-          <w:spacing w:val="-5"/>
-        </w:rPr>
-        <w:t xml:space="preserve"> </w:t>
-      </w:r>
-      <w:r>
-        <w:t>also learnt</w:t>
-      </w:r>
-      <w:r>
-        <w:rPr>
-          <w:spacing w:val="-1"/>
-        </w:rPr>
-        <w:t xml:space="preserve"> </w:t>
-      </w:r>
-      <w:r>
-        <w:t>about how</w:t>
-      </w:r>
-      <w:r>
-        <w:rPr>
-          <w:spacing w:val="-6"/>
-        </w:rPr>
-        <w:t xml:space="preserve"> </w:t>
-      </w:r>
-      <w:r>
-        <w:t>to</w:t>
-      </w:r>
-      <w:r>
-        <w:rPr>
-          <w:spacing w:val="-1"/>
-        </w:rPr>
-        <w:t xml:space="preserve"> </w:t>
-      </w:r>
-      <w:r>
-        <w:t>use</w:t>
-      </w:r>
-      <w:r>
-        <w:rPr>
-          <w:spacing w:val="-1"/>
-        </w:rPr>
-        <w:t xml:space="preserve"> </w:t>
-      </w:r>
-      <w:r>
-        <w:t>Unity</w:t>
-      </w:r>
-      <w:r>
-        <w:rPr>
-          <w:spacing w:val="-1"/>
-        </w:rPr>
-        <w:t xml:space="preserve"> </w:t>
-      </w:r>
-      <w:r>
-        <w:t>and</w:t>
-      </w:r>
-      <w:r>
-        <w:rPr>
-          <w:spacing w:val="-1"/>
-        </w:rPr>
-        <w:t xml:space="preserve"> </w:t>
-      </w:r>
-      <w:r>
-        <w:t>Unreal</w:t>
-      </w:r>
-      <w:r>
-        <w:rPr>
-          <w:spacing w:val="-1"/>
-        </w:rPr>
-        <w:t xml:space="preserve"> </w:t>
-      </w:r>
-      <w:r>
-        <w:t>Engine</w:t>
-      </w:r>
-      <w:r>
-        <w:rPr>
-          <w:spacing w:val="-1"/>
-        </w:rPr>
-        <w:t xml:space="preserve"> </w:t>
-      </w:r>
-      <w:r>
-        <w:t>5. I am familiar with the VFX function and post-processing function of those 2 engines,</w:t>
-      </w:r>
-      <w:r>
-        <w:rPr>
-          <w:spacing w:val="-15"/>
-        </w:rPr>
-        <w:t xml:space="preserve"> </w:t>
-      </w:r>
-      <w:r>
-        <w:t>because</w:t>
-      </w:r>
-      <w:r>
-        <w:rPr>
-          <w:spacing w:val="-20"/>
-        </w:rPr>
-        <w:t xml:space="preserve"> </w:t>
-      </w:r>
-      <w:r>
-        <w:t>most</w:t>
-      </w:r>
-      <w:r>
-        <w:rPr>
-          <w:spacing w:val="-20"/>
-        </w:rPr>
-        <w:t xml:space="preserve"> </w:t>
-      </w:r>
-      <w:r>
-        <w:t>of</w:t>
-      </w:r>
-      <w:r>
-        <w:rPr>
-          <w:spacing w:val="-15"/>
-        </w:rPr>
-        <w:t xml:space="preserve"> </w:t>
-      </w:r>
-      <w:r>
-        <w:t>our</w:t>
-      </w:r>
-      <w:r>
-        <w:rPr>
-          <w:spacing w:val="-20"/>
-        </w:rPr>
-        <w:t xml:space="preserve"> </w:t>
-      </w:r>
-      <w:r>
-        <w:t>game</w:t>
-      </w:r>
-      <w:r>
-        <w:rPr>
-          <w:spacing w:val="-20"/>
-        </w:rPr>
-        <w:t xml:space="preserve"> </w:t>
-      </w:r>
-      <w:r>
-        <w:t>projects</w:t>
-      </w:r>
-      <w:r>
-        <w:rPr>
-          <w:spacing w:val="-15"/>
-        </w:rPr>
-        <w:t xml:space="preserve"> </w:t>
-      </w:r>
-      <w:r>
-        <w:t>based</w:t>
-      </w:r>
-      <w:r>
-        <w:rPr>
-          <w:spacing w:val="-15"/>
-        </w:rPr>
-        <w:t xml:space="preserve"> </w:t>
-      </w:r>
-      <w:r>
-        <w:t>on</w:t>
-      </w:r>
-      <w:r>
-        <w:rPr>
-          <w:spacing w:val="-15"/>
-        </w:rPr>
-        <w:t xml:space="preserve"> </w:t>
-      </w:r>
-      <w:r>
-        <w:t>Unity</w:t>
-      </w:r>
-      <w:r>
-        <w:rPr>
-          <w:spacing w:val="-15"/>
-        </w:rPr>
-        <w:t xml:space="preserve"> </w:t>
-      </w:r>
-      <w:r>
-        <w:t>or</w:t>
-      </w:r>
-      <w:r>
-        <w:rPr>
-          <w:spacing w:val="-20"/>
-        </w:rPr>
-        <w:t xml:space="preserve"> </w:t>
-      </w:r>
-      <w:r>
-        <w:t>Unreal.</w:t>
-      </w:r>
-      <w:r>
-        <w:rPr>
-          <w:spacing w:val="-17"/>
-        </w:rPr>
-        <w:t xml:space="preserve"> </w:t>
-      </w:r>
-    </w:p>
-    <w:p>
-      <w:pPr>
-        <w:pStyle w:val="a3"/>
-        <w:spacing w:before="1" w:line="278" w:lineRule="auto"/>
-        <w:ind w:left="100" w:right="84"/>
-        <w:jc w:val="both"/>
-        <w:rPr>
-          <w:spacing w:val="-17"/>
-        </w:rPr>
-      </w:pPr>
-    </w:p>
-    <w:p>
-      <w:pPr>
-        <w:pStyle w:val="a3"/>
-        <w:spacing w:before="1" w:line="278" w:lineRule="auto"/>
-        <w:ind w:left="100" w:right="84"/>
-        <w:jc w:val="both"/>
-      </w:pPr>
-      <w:r>
-        <w:t>3D</w:t>
-      </w:r>
-      <w:r>
-        <w:rPr>
-          <w:spacing w:val="-15"/>
-        </w:rPr>
-        <w:t xml:space="preserve"> </w:t>
-      </w:r>
-      <w:r>
-        <w:t>modelling is</w:t>
-      </w:r>
-      <w:r>
-        <w:rPr>
-          <w:spacing w:val="-1"/>
-        </w:rPr>
-        <w:t xml:space="preserve"> </w:t>
-      </w:r>
-      <w:r>
-        <w:t>another</w:t>
-      </w:r>
-      <w:r>
-        <w:rPr>
-          <w:spacing w:val="-1"/>
-        </w:rPr>
-        <w:t xml:space="preserve"> </w:t>
-      </w:r>
-      <w:r>
-        <w:t>skill</w:t>
-      </w:r>
-      <w:r>
-        <w:rPr>
-          <w:spacing w:val="-1"/>
-        </w:rPr>
-        <w:t xml:space="preserve"> </w:t>
-      </w:r>
-      <w:r>
-        <w:t>I</w:t>
-      </w:r>
-      <w:r>
-        <w:rPr>
-          <w:spacing w:val="-1"/>
-        </w:rPr>
-        <w:t xml:space="preserve"> </w:t>
-      </w:r>
-      <w:r>
-        <w:t>am</w:t>
-      </w:r>
-      <w:r>
-        <w:rPr>
-          <w:spacing w:val="-1"/>
-        </w:rPr>
-        <w:t xml:space="preserve"> </w:t>
-      </w:r>
-      <w:r>
-        <w:t>good</w:t>
-      </w:r>
-      <w:r>
-        <w:rPr>
-          <w:spacing w:val="-1"/>
-        </w:rPr>
-        <w:t xml:space="preserve"> </w:t>
-      </w:r>
-      <w:r>
-        <w:t>at.</w:t>
-      </w:r>
-      <w:r>
-        <w:rPr>
-          <w:spacing w:val="-1"/>
-        </w:rPr>
-        <w:t xml:space="preserve"> </w:t>
-      </w:r>
-      <w:r>
-        <w:t>I</w:t>
-      </w:r>
-      <w:r>
-        <w:rPr>
-          <w:spacing w:val="-1"/>
-        </w:rPr>
-        <w:t xml:space="preserve"> </w:t>
-      </w:r>
-      <w:r>
-        <w:t>have</w:t>
-      </w:r>
-      <w:r>
-        <w:rPr>
-          <w:spacing w:val="-1"/>
-        </w:rPr>
-        <w:t xml:space="preserve"> </w:t>
-      </w:r>
-      <w:r>
-        <w:t>rich</w:t>
-      </w:r>
-      <w:r>
-        <w:rPr>
-          <w:spacing w:val="-1"/>
-        </w:rPr>
-        <w:t xml:space="preserve"> </w:t>
-      </w:r>
-      <w:r>
-        <w:t>experience</w:t>
-      </w:r>
-      <w:r>
-        <w:rPr>
-          <w:spacing w:val="-1"/>
-        </w:rPr>
-        <w:t xml:space="preserve"> </w:t>
-      </w:r>
-      <w:r>
-        <w:t>in</w:t>
-      </w:r>
-      <w:r>
-        <w:rPr>
-          <w:spacing w:val="-1"/>
-        </w:rPr>
-        <w:t xml:space="preserve"> </w:t>
-      </w:r>
-      <w:r>
-        <w:t>this</w:t>
-      </w:r>
-      <w:r>
-        <w:rPr>
-          <w:spacing w:val="-1"/>
-        </w:rPr>
-        <w:t xml:space="preserve"> </w:t>
-      </w:r>
-      <w:r>
-        <w:t>field.</w:t>
-      </w:r>
-      <w:r>
-        <w:rPr>
-          <w:spacing w:val="-6"/>
-        </w:rPr>
-        <w:t xml:space="preserve"> </w:t>
-      </w:r>
-      <w:r>
-        <w:t>I</w:t>
-      </w:r>
-      <w:r>
-        <w:rPr>
-          <w:spacing w:val="-1"/>
-        </w:rPr>
-        <w:t xml:space="preserve"> </w:t>
-      </w:r>
-      <w:r>
-        <w:t>can</w:t>
-      </w:r>
-      <w:r>
-        <w:rPr>
-          <w:spacing w:val="-1"/>
-        </w:rPr>
-        <w:t xml:space="preserve"> </w:t>
-      </w:r>
-      <w:r>
-        <w:t>make different buildings in different</w:t>
-      </w:r>
-      <w:r>
-        <w:rPr>
-          <w:spacing w:val="-5"/>
-        </w:rPr>
-        <w:t xml:space="preserve"> </w:t>
-      </w:r>
-      <w:r>
-        <w:t>style to fit various theme</w:t>
-      </w:r>
-      <w:r>
-        <w:rPr>
-          <w:spacing w:val="-5"/>
-        </w:rPr>
-        <w:t xml:space="preserve"> </w:t>
-      </w:r>
-      <w:r>
-        <w:t>of the environment. Our</w:t>
-      </w:r>
-      <w:r>
-        <w:rPr>
-          <w:spacing w:val="-7"/>
-        </w:rPr>
-        <w:t xml:space="preserve"> </w:t>
-      </w:r>
-      <w:r>
-        <w:t>capstone</w:t>
-      </w:r>
-      <w:r>
-        <w:rPr>
-          <w:spacing w:val="-7"/>
-        </w:rPr>
-        <w:t xml:space="preserve"> </w:t>
-      </w:r>
-      <w:r>
-        <w:t>project</w:t>
-      </w:r>
-      <w:r>
-        <w:rPr>
-          <w:spacing w:val="-11"/>
-        </w:rPr>
-        <w:t xml:space="preserve"> </w:t>
-      </w:r>
-      <w:r>
-        <w:t>in</w:t>
-      </w:r>
-      <w:r>
-        <w:rPr>
-          <w:spacing w:val="-7"/>
-        </w:rPr>
-        <w:t xml:space="preserve"> </w:t>
-      </w:r>
-      <w:r>
-        <w:t>university</w:t>
-      </w:r>
-      <w:r>
-        <w:rPr>
-          <w:spacing w:val="-7"/>
-        </w:rPr>
-        <w:t xml:space="preserve"> </w:t>
-      </w:r>
-      <w:r>
-        <w:t>was</w:t>
-      </w:r>
-      <w:r>
-        <w:rPr>
-          <w:spacing w:val="-11"/>
-        </w:rPr>
-        <w:t xml:space="preserve"> </w:t>
-      </w:r>
-      <w:r>
-        <w:t>a</w:t>
-      </w:r>
-      <w:r>
-        <w:rPr>
-          <w:spacing w:val="-10"/>
-        </w:rPr>
-        <w:t xml:space="preserve"> </w:t>
-      </w:r>
-      <w:r>
-        <w:t>3D</w:t>
-      </w:r>
-      <w:r>
-        <w:rPr>
-          <w:spacing w:val="-7"/>
-        </w:rPr>
-        <w:t xml:space="preserve"> </w:t>
-      </w:r>
-      <w:r>
-        <w:t>FPS</w:t>
-      </w:r>
-      <w:r>
-        <w:rPr>
-          <w:spacing w:val="-11"/>
-        </w:rPr>
-        <w:t xml:space="preserve"> </w:t>
-      </w:r>
-      <w:r>
-        <w:t>project</w:t>
-      </w:r>
-      <w:r>
-        <w:rPr>
-          <w:spacing w:val="-11"/>
-        </w:rPr>
-        <w:t xml:space="preserve"> </w:t>
-      </w:r>
-      <w:r>
-        <w:t>and</w:t>
-      </w:r>
-      <w:r>
-        <w:rPr>
-          <w:spacing w:val="-11"/>
-        </w:rPr>
-        <w:t xml:space="preserve"> </w:t>
-      </w:r>
-      <w:r>
-        <w:t>I</w:t>
-      </w:r>
-      <w:r>
-        <w:rPr>
-          <w:spacing w:val="-7"/>
-        </w:rPr>
-        <w:t xml:space="preserve"> </w:t>
-      </w:r>
-      <w:r>
-        <w:t>made</w:t>
-      </w:r>
-      <w:r>
-        <w:rPr>
-          <w:spacing w:val="-3"/>
-        </w:rPr>
-        <w:t xml:space="preserve"> </w:t>
-      </w:r>
-      <w:r>
-        <w:t>almost</w:t>
-      </w:r>
-      <w:r>
-        <w:rPr>
-          <w:spacing w:val="-6"/>
-        </w:rPr>
-        <w:t xml:space="preserve"> </w:t>
-      </w:r>
-      <w:r>
-        <w:t>all</w:t>
-      </w:r>
-      <w:r>
-        <w:rPr>
-          <w:spacing w:val="-7"/>
-        </w:rPr>
-        <w:t xml:space="preserve"> </w:t>
-      </w:r>
-      <w:r>
-        <w:t>3D models for it. I am familiar with Maya, Blender and Substance Painter.</w:t>
-      </w:r>
-    </w:p>
-    <w:p>
-      <w:pPr>
-        <w:pStyle w:val="a3"/>
-        <w:spacing w:before="1" w:line="278" w:lineRule="auto"/>
-        <w:ind w:left="100" w:right="84"/>
-        <w:jc w:val="both"/>
-        <w:rPr>
-          <w:lang w:eastAsia="zh-CN"/>
-        </w:rPr>
-      </w:pPr>
-    </w:p>
-    <w:p>
-      <w:pPr>
-        <w:pStyle w:val="a3"/>
-        <w:spacing w:before="1" w:line="278" w:lineRule="auto"/>
-        <w:ind w:left="100" w:right="84"/>
-        <w:jc w:val="both"/>
-        <w:rPr>
-          <w:rFonts w:hint="eastAsia"/>
-          <w:lang w:eastAsia="zh-CN"/>
-        </w:rPr>
-      </w:pPr>
-      <w:r>
-        <w:rPr>
-          <w:rFonts w:hint="eastAsia"/>
-          <w:lang w:eastAsia="zh-CN"/>
-        </w:rPr>
-        <w:t xml:space="preserve">Last but not least, I am familiar with the team project management. I learnt about the system development and IT manage units in university. I also know how to make websites by </w:t>
-      </w:r>
+      </w:pPr>
+    </w:p>
+    <w:p>
+      <w:pPr>
+        <w:pStyle w:val="a3"/>
+        <w:spacing w:line="278" w:lineRule="auto"/>
+      </w:pPr>
       <w:proofErr w:type="spellStart"/>
       <w:r>
-        <w:rPr>
-          <w:rFonts w:hint="eastAsia"/>
-          <w:lang w:eastAsia="zh-CN"/>
-        </w:rPr>
+        <w:t>Javascript</w:t>
+      </w:r>
+      <w:proofErr w:type="spellEnd"/>
+      <w:r>
+        <w:t xml:space="preserve"> is also one of my skills, I can make websites by </w:t>
+      </w:r>
+      <w:proofErr w:type="spellStart"/>
+      <w:r>
         <w:t>javascript</w:t>
       </w:r>
       <w:proofErr w:type="spellEnd"/>
       <w:r>
-        <w:rPr>
-          <w:rFonts w:hint="eastAsia"/>
-          <w:lang w:eastAsia="zh-CN"/>
-        </w:rPr>
+        <w:t xml:space="preserve"> and</w:t>
+      </w:r>
+      <w:r>
+        <w:br/>
+        <w:t>achieve different functions by it. I also learnt about website visual design in</w:t>
+      </w:r>
+      <w:r>
+        <w:br/>
+        <w:t>university to make websites looks beautiful and impressive.</w:t>
+      </w:r>
+    </w:p>
+    <w:p>
+      <w:pPr>
+        <w:pStyle w:val="a3"/>
+        <w:spacing w:line="278" w:lineRule="auto"/>
+      </w:pPr>
+    </w:p>
+    <w:p>
+      <w:pPr>
+        <w:pStyle w:val="a3"/>
+        <w:spacing w:line="278" w:lineRule="auto"/>
+      </w:pPr>
+      <w:r>
+        <w:t>3D modelling is another skill I am good at. I have rich experience in this field.</w:t>
+      </w:r>
+      <w:r>
+        <w:br/>
+        <w:t>I can make different buildings in different style to fit various theme of the</w:t>
+      </w:r>
+      <w:r>
+        <w:br/>
+        <w:t>environment. Our capstone project in university was a 3D FPS project and I made almost all 3D models for it. I am familiar with Maya, Blender and Substance Painter.</w:t>
+      </w:r>
+    </w:p>
+    <w:p>
+      <w:pPr>
+        <w:pStyle w:val="a3"/>
+        <w:spacing w:line="278" w:lineRule="auto"/>
+      </w:pPr>
+    </w:p>
+    <w:p>
+      <w:pPr>
+        <w:pStyle w:val="a3"/>
+        <w:spacing w:line="278" w:lineRule="auto"/>
+      </w:pPr>
+      <w:r>
+        <w:t>Last but not least, I am familiar with the team project management. I learnt</w:t>
+      </w:r>
+      <w:r>
+        <w:br/>
+        <w:t xml:space="preserve">about the system development and IT manage units in university. I also know how to make websites by </w:t>
+      </w:r>
+      <w:proofErr w:type="spellStart"/>
+      <w:r>
+        <w:t>javascript</w:t>
+      </w:r>
+      <w:proofErr w:type="spellEnd"/>
+      <w:r>
         <w:t xml:space="preserve">, manage database by </w:t>
       </w:r>
       <w:proofErr w:type="spellStart"/>
       <w:r>
-        <w:rPr>
-          <w:rFonts w:hint="eastAsia"/>
-          <w:lang w:eastAsia="zh-CN"/>
-        </w:rPr>
         <w:t>MangoDB</w:t>
       </w:r>
       <w:proofErr w:type="spellEnd"/>
       <w:r>
-        <w:rPr>
-          <w:rFonts w:hint="eastAsia"/>
-          <w:lang w:eastAsia="zh-CN"/>
-        </w:rPr>
         <w:t xml:space="preserve"> and python.</w:t>
       </w:r>
     </w:p>
     <w:p>
       <w:pPr>
         <w:pStyle w:val="a3"/>
-        <w:spacing w:before="1" w:line="278" w:lineRule="auto"/>
-        <w:ind w:left="100" w:right="84"/>
-        <w:jc w:val="both"/>
-      </w:pPr>
-    </w:p>
-    <w:p>
-      <w:pPr>
-        <w:pStyle w:val="a3"/>
-        <w:spacing w:before="1" w:line="278" w:lineRule="auto"/>
-        <w:ind w:left="100" w:right="84"/>
-        <w:jc w:val="both"/>
-        <w:rPr>
-          <w:lang w:eastAsia="zh-CN"/>
-        </w:rPr>
-      </w:pPr>
-      <w:r>
-        <w:t>If</w:t>
-      </w:r>
-      <w:r>
-        <w:rPr>
-          <w:spacing w:val="-11"/>
-        </w:rPr>
-        <w:t xml:space="preserve"> </w:t>
-      </w:r>
-      <w:r>
-        <w:t>you</w:t>
-      </w:r>
-      <w:r>
-        <w:rPr>
-          <w:spacing w:val="-6"/>
-        </w:rPr>
-        <w:t xml:space="preserve"> </w:t>
-      </w:r>
-      <w:r>
-        <w:t>can</w:t>
-      </w:r>
-      <w:r>
-        <w:rPr>
-          <w:spacing w:val="-6"/>
-        </w:rPr>
-        <w:t xml:space="preserve"> </w:t>
-      </w:r>
-      <w:r>
-        <w:t>give</w:t>
-      </w:r>
-      <w:r>
-        <w:rPr>
-          <w:spacing w:val="-11"/>
-        </w:rPr>
-        <w:t xml:space="preserve"> </w:t>
-      </w:r>
-      <w:r>
-        <w:t>me</w:t>
-      </w:r>
-      <w:r>
-        <w:rPr>
-          <w:spacing w:val="-6"/>
-        </w:rPr>
-        <w:t xml:space="preserve"> </w:t>
-      </w:r>
-      <w:r>
-        <w:t>a</w:t>
-      </w:r>
-      <w:r>
-        <w:rPr>
-          <w:spacing w:val="-11"/>
-        </w:rPr>
-        <w:t xml:space="preserve"> </w:t>
-      </w:r>
-      <w:r>
-        <w:t>chance,</w:t>
-      </w:r>
-      <w:r>
-        <w:rPr>
-          <w:spacing w:val="-6"/>
-        </w:rPr>
-        <w:t xml:space="preserve"> </w:t>
-      </w:r>
-      <w:r>
-        <w:t>I</w:t>
-      </w:r>
-      <w:r>
-        <w:rPr>
-          <w:spacing w:val="-6"/>
-        </w:rPr>
-        <w:t xml:space="preserve"> </w:t>
-      </w:r>
-      <w:r>
-        <w:t>will</w:t>
-      </w:r>
-      <w:r>
-        <w:rPr>
-          <w:spacing w:val="-11"/>
-        </w:rPr>
-        <w:t xml:space="preserve"> </w:t>
-      </w:r>
-      <w:r>
-        <w:t>try</w:t>
-      </w:r>
-      <w:r>
-        <w:rPr>
-          <w:spacing w:val="-6"/>
-        </w:rPr>
-        <w:t xml:space="preserve"> </w:t>
-      </w:r>
-      <w:r>
-        <w:t>my</w:t>
-      </w:r>
-      <w:r>
-        <w:rPr>
-          <w:spacing w:val="-6"/>
-        </w:rPr>
-        <w:t xml:space="preserve"> </w:t>
-      </w:r>
-      <w:r>
-        <w:t>best</w:t>
-      </w:r>
-      <w:r>
-        <w:rPr>
-          <w:spacing w:val="-11"/>
-        </w:rPr>
-        <w:t xml:space="preserve"> </w:t>
-      </w:r>
-      <w:r>
-        <w:t>to</w:t>
-      </w:r>
-      <w:r>
-        <w:rPr>
-          <w:spacing w:val="-6"/>
-        </w:rPr>
-        <w:t xml:space="preserve"> </w:t>
-      </w:r>
-      <w:r>
-        <w:t>work</w:t>
-      </w:r>
-      <w:r>
-        <w:rPr>
-          <w:spacing w:val="-6"/>
-        </w:rPr>
-        <w:t xml:space="preserve"> </w:t>
-      </w:r>
-      <w:r>
-        <w:t>hard</w:t>
-      </w:r>
-      <w:r>
-        <w:rPr>
-          <w:rFonts w:hint="eastAsia"/>
-          <w:lang w:eastAsia="zh-CN"/>
-        </w:rPr>
-        <w:t>.</w:t>
-      </w:r>
-    </w:p>
-    <w:p>
-      <w:pPr>
-        <w:pStyle w:val="a3"/>
-        <w:spacing w:before="42"/>
-      </w:pPr>
-    </w:p>
-    <w:p>
-      <w:pPr>
-        <w:pStyle w:val="a3"/>
         <w:spacing w:line="278" w:lineRule="auto"/>
-        <w:ind w:left="6309" w:right="89" w:firstLine="1258"/>
-        <w:jc w:val="right"/>
-      </w:pPr>
-      <w:r>
-        <w:rPr>
-          <w:spacing w:val="-2"/>
-        </w:rPr>
-        <w:t xml:space="preserve">Regards, </w:t>
+      </w:pPr>
+    </w:p>
+    <w:p>
+      <w:pPr>
+        <w:pStyle w:val="a3"/>
+        <w:spacing w:line="278" w:lineRule="auto"/>
+      </w:pPr>
+      <w:r>
+        <w:t>If you can give me a chance, I will try my best to work hard.</w:t>
+      </w:r>
+    </w:p>
+    <w:p>
+      <w:pPr>
+        <w:pStyle w:val="a3"/>
+        <w:spacing w:line="278" w:lineRule="auto"/>
+      </w:pPr>
+    </w:p>
+    <w:p>
+      <w:pPr>
+        <w:pStyle w:val="a3"/>
+        <w:spacing w:line="278" w:lineRule="auto"/>
+      </w:pPr>
+      <w:r>
+        <w:t>Regards,</w:t>
+      </w:r>
+      <w:r>
+        <w:br/>
       </w:r>
       <w:proofErr w:type="spellStart"/>
       <w:r>
@@ -1369,26 +243,13 @@
       </w:r>
       <w:proofErr w:type="spellEnd"/>
       <w:r>
-        <w:t xml:space="preserve"> Liu</w:t>
-      </w:r>
-      <w:r>
-        <w:rPr>
-          <w:spacing w:val="-4"/>
-        </w:rPr>
-        <w:t xml:space="preserve"> </w:t>
-      </w:r>
-      <w:r>
-        <w:rPr>
-          <w:spacing w:val="-2"/>
-        </w:rPr>
-        <w:t>(Johnny)</w:t>
+        <w:t xml:space="preserve"> Liu (Johnny)</w:t>
       </w:r>
     </w:p>
     <w:p>
       <w:pPr>
         <w:pStyle w:val="a3"/>
         <w:spacing w:line="278" w:lineRule="auto"/>
-        <w:jc w:val="right"/>
         <w:sectPr>
           <w:type w:val="continuous"/>
           <w:pgSz w:w="11910" w:h="16840"/>
@@ -1519,7 +380,7 @@
           </mc:Choice>
           <mc:Fallback>
             <w:pict>
-              <v:group w14:anchorId="01801767" id="Group 1" o:spid="_x0000_s1026" style="position:absolute;margin-left:0;margin-top:6pt;width:594.75pt;height:720.85pt;z-index:-15809536;mso-wrap-distance-left:0;mso-wrap-distance-right:0;mso-position-horizontal-relative:page;mso-position-vertical-relative:page" coordsize="75533,91547" o:gfxdata="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">
+              <v:group w14:anchorId="48AFCFDB" id="Group 1" o:spid="_x0000_s1026" style="position:absolute;margin-left:0;margin-top:6pt;width:594.75pt;height:720.85pt;z-index:-15809536;mso-wrap-distance-left:0;mso-wrap-distance-right:0;mso-position-horizontal-relative:page;mso-position-vertical-relative:page" coordsize="75533,91547" o:gfxdata="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">
                 <v:shapetype id="_x0000_t75" coordsize="21600,21600" o:spt="75" o:preferrelative="t" path="m@4@5l@4@11@9@11@9@5xe" filled="f" stroked="f">
                   <v:stroke joinstyle="miter"/>
                   <v:formulas>
@@ -4558,7 +3419,6 @@
   <w:style w:type="character" w:default="1" w:styleId="a0">
     <w:name w:val="Default Paragraph Font"/>
     <w:uiPriority w:val="1"/>
-    <w:semiHidden/>
     <w:unhideWhenUsed/>
   </w:style>
   <w:style w:type="table" w:default="1" w:styleId="a1">

--- a/Cover Letter.docx
+++ b/Cover Letter.docx
@@ -31,46 +31,39 @@
         <w:spacing w:line="278" w:lineRule="auto"/>
       </w:pPr>
       <w:r>
-        <w:t>Dear Hiring Team of Art Processors:</w:t>
-      </w:r>
-    </w:p>
-    <w:p>
-      <w:pPr>
-        <w:pStyle w:val="a3"/>
-        <w:spacing w:line="278" w:lineRule="auto"/>
+        <w:t>Dear Hiring Tea</w:t>
+      </w:r>
+      <w:r>
         <w:rPr>
           <w:rFonts w:hint="eastAsia"/>
           <w:lang w:eastAsia="zh-CN"/>
         </w:rPr>
-      </w:pPr>
+        <w:t>m</w:t>
+      </w:r>
+      <w:r>
+        <w:t>:</w:t>
+      </w:r>
     </w:p>
     <w:p>
       <w:pPr>
         <w:pStyle w:val="a3"/>
         <w:spacing w:line="278" w:lineRule="auto"/>
-      </w:pPr>
-      <w:r>
-        <w:t xml:space="preserve">My name is </w:t>
-      </w:r>
-      <w:proofErr w:type="spellStart"/>
-      <w:r>
-        <w:t>Zhaomin</w:t>
-      </w:r>
-      <w:proofErr w:type="spellEnd"/>
-      <w:r>
-        <w:t xml:space="preserve"> Liu and my English name is Johnny. I am a student who</w:t>
+        <w:rPr>
+          <w:lang w:eastAsia="zh-CN"/>
+        </w:rPr>
+      </w:pPr>
+    </w:p>
+    <w:p>
+      <w:pPr>
+        <w:pStyle w:val="a3"/>
+        <w:spacing w:line="278" w:lineRule="auto"/>
+      </w:pPr>
+      <w:r>
+        <w:t>My name is Zhaomin Liu and my English name is Johnny. I am a student who</w:t>
       </w:r>
       <w:r>
         <w:br/>
-        <w:t xml:space="preserve">graduated from Monash University, and I got the 485 temporary graduated work </w:t>
-      </w:r>
-      <w:proofErr w:type="spellStart"/>
-      <w:r>
-        <w:t>visarecently</w:t>
-      </w:r>
-      <w:proofErr w:type="spellEnd"/>
-      <w:r>
-        <w:t>.</w:t>
+        <w:t>graduated from Monash University, and I got the 485 temporary graduated work visarecently.</w:t>
       </w:r>
     </w:p>
     <w:p>
@@ -115,42 +108,9 @@
       <w:pPr>
         <w:pStyle w:val="a3"/>
         <w:spacing w:line="278" w:lineRule="auto"/>
-      </w:pPr>
-    </w:p>
-    <w:p>
-      <w:pPr>
-        <w:pStyle w:val="a3"/>
-        <w:spacing w:line="278" w:lineRule="auto"/>
-      </w:pPr>
-      <w:proofErr w:type="spellStart"/>
-      <w:r>
-        <w:t>Javascript</w:t>
-      </w:r>
-      <w:proofErr w:type="spellEnd"/>
-      <w:r>
-        <w:t xml:space="preserve"> is also one of my skills, I can make websites by </w:t>
-      </w:r>
-      <w:proofErr w:type="spellStart"/>
-      <w:r>
-        <w:t>javascript</w:t>
-      </w:r>
-      <w:proofErr w:type="spellEnd"/>
-      <w:r>
-        <w:t xml:space="preserve"> and</w:t>
-      </w:r>
-      <w:r>
-        <w:br/>
-        <w:t>achieve different functions by it. I also learnt about website visual design in</w:t>
-      </w:r>
-      <w:r>
-        <w:br/>
-        <w:t>university to make websites looks beautiful and impressive.</w:t>
-      </w:r>
-    </w:p>
-    <w:p>
-      <w:pPr>
-        <w:pStyle w:val="a3"/>
-        <w:spacing w:line="278" w:lineRule="auto"/>
+        <w:rPr>
+          <w:lang w:eastAsia="zh-CN"/>
+        </w:rPr>
       </w:pPr>
     </w:p>
     <w:p>
@@ -174,35 +134,109 @@
       <w:pPr>
         <w:pStyle w:val="a3"/>
         <w:spacing w:line="278" w:lineRule="auto"/>
+        <w:rPr>
+          <w:lang w:eastAsia="zh-CN"/>
+        </w:rPr>
       </w:pPr>
     </w:p>
     <w:p>
       <w:pPr>
         <w:pStyle w:val="a3"/>
         <w:spacing w:line="278" w:lineRule="auto"/>
+        <w:rPr>
+          <w:lang w:eastAsia="zh-CN"/>
+        </w:rPr>
+      </w:pPr>
+      <w:r>
+        <w:rPr>
+          <w:rFonts w:hint="eastAsia"/>
+          <w:lang w:eastAsia="zh-CN"/>
+        </w:rPr>
+        <w:t>What</w:t>
+      </w:r>
+      <w:r>
+        <w:rPr>
+          <w:lang w:eastAsia="zh-CN"/>
+        </w:rPr>
+        <w:t>’</w:t>
+      </w:r>
+      <w:r>
+        <w:rPr>
+          <w:rFonts w:hint="eastAsia"/>
+          <w:lang w:eastAsia="zh-CN"/>
+        </w:rPr>
+        <w:t xml:space="preserve">s more, I worked in an education institution during my work visa application. I teach English and </w:t>
+      </w:r>
+      <w:r>
+        <w:rPr>
+          <w:lang w:eastAsia="zh-CN"/>
+        </w:rPr>
+        <w:t>mathematics</w:t>
+      </w:r>
+      <w:r>
+        <w:rPr>
+          <w:rFonts w:hint="eastAsia"/>
+          <w:lang w:eastAsia="zh-CN"/>
+        </w:rPr>
+        <w:t xml:space="preserve"> in this </w:t>
+      </w:r>
+      <w:r>
+        <w:rPr>
+          <w:lang w:eastAsia="zh-CN"/>
+        </w:rPr>
+        <w:t>institution</w:t>
+      </w:r>
+      <w:r>
+        <w:rPr>
+          <w:rFonts w:hint="eastAsia"/>
+          <w:lang w:eastAsia="zh-CN"/>
+        </w:rPr>
+        <w:t xml:space="preserve"> for 3 months, which means I have experience about how to communicate with children and teenagers. And I also know how to teach them, arrange the study plan and manage classes.</w:t>
+      </w:r>
+    </w:p>
+    <w:p>
+      <w:pPr>
+        <w:pStyle w:val="a3"/>
+        <w:spacing w:line="278" w:lineRule="auto"/>
+      </w:pPr>
+    </w:p>
+    <w:p>
+      <w:pPr>
+        <w:pStyle w:val="a3"/>
+        <w:spacing w:line="278" w:lineRule="auto"/>
       </w:pPr>
       <w:r>
         <w:t>Last but not least, I am familiar with the team project management. I learnt</w:t>
       </w:r>
       <w:r>
         <w:br/>
-        <w:t xml:space="preserve">about the system development and IT manage units in university. I also know how to make websites by </w:t>
-      </w:r>
-      <w:proofErr w:type="spellStart"/>
-      <w:r>
-        <w:t>javascript</w:t>
-      </w:r>
-      <w:proofErr w:type="spellEnd"/>
-      <w:r>
-        <w:t xml:space="preserve">, manage database by </w:t>
-      </w:r>
-      <w:proofErr w:type="spellStart"/>
-      <w:r>
-        <w:t>MangoDB</w:t>
-      </w:r>
-      <w:proofErr w:type="spellEnd"/>
-      <w:r>
-        <w:t xml:space="preserve"> and python.</w:t>
+        <w:t>about the system development and IT manage units in university. I also know how to make websites by javascript, manage database by MangoDB and python.</w:t>
+      </w:r>
+      <w:r>
+        <w:t xml:space="preserve"> </w:t>
+      </w:r>
+      <w:r>
+        <w:t>Javascript is also one of my skills, I can make websites by javascript and</w:t>
+      </w:r>
+      <w:r>
+        <w:rPr>
+          <w:rFonts w:hint="eastAsia"/>
+          <w:lang w:eastAsia="zh-CN"/>
+        </w:rPr>
+        <w:t xml:space="preserve"> </w:t>
+      </w:r>
+      <w:r>
+        <w:t>achieve different functions by it. I also learnt about website visual design in</w:t>
+      </w:r>
+      <w:r>
+        <w:rPr>
+          <w:rFonts w:hint="eastAsia"/>
+          <w:lang w:eastAsia="zh-CN"/>
+        </w:rPr>
+        <w:t xml:space="preserve"> </w:t>
+      </w:r>
+      <w:r>
+        <w:t>university to make websites looks beautiful and impressive.</w:t>
       </w:r>
     </w:p>
     <w:p>
@@ -216,6 +250,12 @@
         <w:pStyle w:val="a3"/>
         <w:spacing w:line="278" w:lineRule="auto"/>
       </w:pPr>
+    </w:p>
+    <w:p>
+      <w:pPr>
+        <w:pStyle w:val="a3"/>
+        <w:spacing w:line="278" w:lineRule="auto"/>
+      </w:pPr>
       <w:r>
         <w:t>If you can give me a chance, I will try my best to work hard.</w:t>
       </w:r>
@@ -236,14 +276,7 @@
       </w:r>
       <w:r>
         <w:br/>
-      </w:r>
-      <w:proofErr w:type="spellStart"/>
-      <w:r>
-        <w:t>Zhaomin</w:t>
-      </w:r>
-      <w:proofErr w:type="spellEnd"/>
-      <w:r>
-        <w:t xml:space="preserve"> Liu (Johnny)</w:t>
+        <w:t>Zhaomin Liu (Johnny)</w:t>
       </w:r>
     </w:p>
     <w:p>
@@ -380,7 +413,7 @@
           </mc:Choice>
           <mc:Fallback>
             <w:pict>
-              <v:group w14:anchorId="48AFCFDB" id="Group 1" o:spid="_x0000_s1026" style="position:absolute;margin-left:0;margin-top:6pt;width:594.75pt;height:720.85pt;z-index:-15809536;mso-wrap-distance-left:0;mso-wrap-distance-right:0;mso-position-horizontal-relative:page;mso-position-vertical-relative:page" coordsize="75533,91547" o:gfxdata="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